--- a/out/07_Ops/SNX-OPS-FRM-06 Project Handover BAST Closure Report (Rev00 DRAFT).docx
+++ b/out/07_Ops/SNX-OPS-FRM-06 Project Handover BAST Closure Report (Rev00 DRAFT).docx
@@ -217,6 +217,7 @@
     <w:p>
       <w:pPr>
         <w:pStyle w:val="Heading1"/>
+        <w:keepNext/>
         <w:widowControl w:val="0"/>
         <w:spacing w:line="240" w:lineRule="auto"/>
         <w:ind w:right="407" w:firstLine="0"/>
@@ -511,6 +512,10 @@
         <w:gridCol w:w="5850"/>
       </w:tblGrid>
       <w:tr>
+        <w:trPr>
+          <w:cantSplit/>
+          <w:tblHeader/>
+        </w:trPr>
         <w:tc>
           <w:tcPr>
             <w:tcW w:w="3150" w:type="dxa"/>
@@ -523,6 +528,7 @@
           </w:tcPr>
           <w:p>
             <w:pPr>
+              <w:keepNext/>
               <w:widowControl w:val="0"/>
               <w:pBdr>
                 <w:top w:val="nil"/>
@@ -563,6 +569,7 @@
           </w:tcPr>
           <w:p>
             <w:pPr>
+              <w:keepNext/>
               <w:widowControl w:val="0"/>
               <w:pBdr>
                 <w:top w:val="nil"/>
@@ -593,6 +600,9 @@
         </w:tc>
       </w:tr>
       <w:tr>
+        <w:trPr>
+          <w:cantSplit/>
+        </w:trPr>
         <w:tc>
           <w:tcPr>
             <w:tcW w:w="3150" w:type="dxa"/>
@@ -646,6 +656,9 @@
         </w:tc>
       </w:tr>
       <w:tr>
+        <w:trPr>
+          <w:cantSplit/>
+        </w:trPr>
         <w:tc>
           <w:tcPr>
             <w:tcW w:w="3150" w:type="dxa"/>
@@ -699,6 +712,9 @@
         </w:tc>
       </w:tr>
       <w:tr>
+        <w:trPr>
+          <w:cantSplit/>
+        </w:trPr>
         <w:tc>
           <w:tcPr>
             <w:tcW w:w="3150" w:type="dxa"/>
@@ -750,6 +766,9 @@
         </w:tc>
       </w:tr>
       <w:tr>
+        <w:trPr>
+          <w:cantSplit/>
+        </w:trPr>
         <w:tc>
           <w:tcPr>
             <w:tcW w:w="3150" w:type="dxa"/>
@@ -810,6 +829,9 @@
         </w:tc>
       </w:tr>
       <w:tr>
+        <w:trPr>
+          <w:cantSplit/>
+        </w:trPr>
         <w:tc>
           <w:tcPr>
             <w:tcW w:w="3150" w:type="dxa"/>
@@ -861,6 +883,9 @@
         </w:tc>
       </w:tr>
       <w:tr>
+        <w:trPr>
+          <w:cantSplit/>
+        </w:trPr>
         <w:tc>
           <w:tcPr>
             <w:tcW w:w="3150" w:type="dxa"/>
@@ -914,6 +939,9 @@
         </w:tc>
       </w:tr>
       <w:tr>
+        <w:trPr>
+          <w:cantSplit/>
+        </w:trPr>
         <w:tc>
           <w:tcPr>
             <w:tcW w:w="3150" w:type="dxa"/>
@@ -967,6 +995,9 @@
         </w:tc>
       </w:tr>
       <w:tr>
+        <w:trPr>
+          <w:cantSplit/>
+        </w:trPr>
         <w:tc>
           <w:tcPr>
             <w:tcW w:w="3150" w:type="dxa"/>
@@ -1020,6 +1051,9 @@
         </w:tc>
       </w:tr>
       <w:tr>
+        <w:trPr>
+          <w:cantSplit/>
+        </w:trPr>
         <w:tc>
           <w:tcPr>
             <w:tcW w:w="3150" w:type="dxa"/>
@@ -1073,6 +1107,9 @@
         </w:tc>
       </w:tr>
       <w:tr>
+        <w:trPr>
+          <w:cantSplit/>
+        </w:trPr>
         <w:tc>
           <w:tcPr>
             <w:tcW w:w="3150" w:type="dxa"/>
@@ -1126,6 +1163,9 @@
         </w:tc>
       </w:tr>
       <w:tr>
+        <w:trPr>
+          <w:cantSplit/>
+        </w:trPr>
         <w:tc>
           <w:tcPr>
             <w:tcW w:w="3150" w:type="dxa"/>
@@ -1207,6 +1247,7 @@
     <w:p>
       <w:pPr>
         <w:pStyle w:val="Heading1"/>
+        <w:keepNext/>
         <w:widowControl w:val="0"/>
         <w:spacing w:before="816" w:line="240" w:lineRule="auto"/>
         <w:ind w:right="407"/>
@@ -1243,6 +1284,10 @@
         <w:gridCol w:w="3010"/>
       </w:tblGrid>
       <w:tr>
+        <w:trPr>
+          <w:cantSplit/>
+          <w:tblHeader/>
+        </w:trPr>
         <w:tc>
           <w:tcPr>
             <w:tcW w:w="3009" w:type="dxa"/>
@@ -1255,6 +1300,7 @@
           </w:tcPr>
           <w:p>
             <w:pPr>
+              <w:keepNext/>
               <w:widowControl w:val="0"/>
               <w:spacing w:line="240" w:lineRule="auto"/>
               <w:jc w:val="center"/>
@@ -1288,6 +1334,7 @@
           </w:tcPr>
           <w:p>
             <w:pPr>
+              <w:keepNext/>
               <w:widowControl w:val="0"/>
               <w:spacing w:line="240" w:lineRule="auto"/>
               <w:jc w:val="center"/>
@@ -1321,6 +1368,7 @@
           </w:tcPr>
           <w:p>
             <w:pPr>
+              <w:keepNext/>
               <w:widowControl w:val="0"/>
               <w:spacing w:line="240" w:lineRule="auto"/>
               <w:jc w:val="center"/>
@@ -1344,6 +1392,9 @@
         </w:tc>
       </w:tr>
       <w:tr>
+        <w:trPr>
+          <w:cantSplit/>
+        </w:trPr>
         <w:tc>
           <w:tcPr>
             <w:tcW w:w="3009" w:type="dxa"/>
@@ -1392,6 +1443,9 @@
         </w:tc>
       </w:tr>
       <w:tr>
+        <w:trPr>
+          <w:cantSplit/>
+        </w:trPr>
         <w:tc>
           <w:tcPr>
             <w:tcW w:w="3009" w:type="dxa"/>
@@ -1463,6 +1517,9 @@
         </w:tc>
       </w:tr>
       <w:tr>
+        <w:trPr>
+          <w:cantSplit/>
+        </w:trPr>
         <w:tc>
           <w:tcPr>
             <w:tcW w:w="3009" w:type="dxa"/>
@@ -1537,6 +1594,7 @@
     <w:p>
       <w:pPr>
         <w:pStyle w:val="Heading1"/>
+        <w:keepNext/>
         <w:widowControl w:val="0"/>
         <w:spacing w:before="816" w:line="240" w:lineRule="auto"/>
         <w:ind w:right="407"/>
@@ -1578,6 +1636,10 @@
         <w:gridCol w:w="2235"/>
       </w:tblGrid>
       <w:tr>
+        <w:trPr>
+          <w:cantSplit/>
+          <w:tblHeader/>
+        </w:trPr>
         <w:tc>
           <w:tcPr>
             <w:tcW w:w="810" w:type="dxa"/>
@@ -1590,6 +1652,7 @@
           </w:tcPr>
           <w:p>
             <w:pPr>
+              <w:keepNext/>
               <w:widowControl w:val="0"/>
               <w:pBdr>
                 <w:top w:val="nil"/>
@@ -1630,6 +1693,7 @@
           </w:tcPr>
           <w:p>
             <w:pPr>
+              <w:keepNext/>
               <w:widowControl w:val="0"/>
               <w:spacing w:line="240" w:lineRule="auto"/>
               <w:jc w:val="center"/>
@@ -1663,6 +1727,7 @@
           </w:tcPr>
           <w:p>
             <w:pPr>
+              <w:keepNext/>
               <w:widowControl w:val="0"/>
               <w:pBdr>
                 <w:top w:val="nil"/>
@@ -1703,6 +1768,7 @@
           </w:tcPr>
           <w:p>
             <w:pPr>
+              <w:keepNext/>
               <w:widowControl w:val="0"/>
               <w:pBdr>
                 <w:top w:val="nil"/>
@@ -1733,6 +1799,9 @@
         </w:tc>
       </w:tr>
       <w:tr>
+        <w:trPr>
+          <w:cantSplit/>
+        </w:trPr>
         <w:tc>
           <w:tcPr>
             <w:tcW w:w="810" w:type="dxa"/>
@@ -1835,6 +1904,9 @@
         </w:tc>
       </w:tr>
       <w:tr>
+        <w:trPr>
+          <w:cantSplit/>
+        </w:trPr>
         <w:tc>
           <w:tcPr>
             <w:tcW w:w="810" w:type="dxa"/>
@@ -1937,6 +2009,9 @@
         </w:tc>
       </w:tr>
       <w:tr>
+        <w:trPr>
+          <w:cantSplit/>
+        </w:trPr>
         <w:tc>
           <w:tcPr>
             <w:tcW w:w="810" w:type="dxa"/>
@@ -2359,7 +2434,7 @@
           <w:sz w:val="24"/>
           <w:szCs w:val="24"/>
         </w:rPr>
-        <w:t xml:space="preserve">Dokumen ini adalah form serah terima proyek SINUX dalam tiga bagian: BAST kepada pelanggan (Bagian A), checklist serah terima dari SD dan PM ke Operation (Bagian B), dan laporan penutupan proyek (Bagian C).</w:t>
+        <w:t xml:space="preserve">Form serah terima proyek SINUX ini terdiri atas tiga bagian: BAST kepada pelanggan (Bagian A), checklist serah terima dari SD dan PM ke Operation (Bagian B), dan laporan penutupan proyek (Bagian C).</w:t>
       </w:r>
     </w:p>
     <w:p>
@@ -2383,7 +2458,7 @@
           <w:sz w:val="24"/>
           <w:szCs w:val="24"/>
         </w:rPr>
-        <w:t xml:space="preserve">Hasil yang dijaga: layanan baru masuk BAU hanya sesudah pelanggan menerima pekerjaan dan Operation menerima layanan, dan hasil akhir proyek tercatat terhadap baseline-nya.</w:t>
+        <w:t xml:space="preserve">Dengan form ini, layanan baru masuk BAU hanya setelah pekerjaan diterima pelanggan dan layanan diterima Operation. Hasil akhir proyek juga tercatat terhadap baseline.</w:t>
       </w:r>
     </w:p>
     <w:p>
@@ -2425,6 +2500,7 @@
     </w:p>
     <w:p>
       <w:pPr>
+        <w:keepNext/>
         <w:pBdr>
           <w:top w:val="nil"/>
           <w:left w:val="nil"/>
@@ -2444,7 +2520,7 @@
           <w:sz w:val="24"/>
           <w:szCs w:val="24"/>
         </w:rPr>
-        <w:t xml:space="preserve">Butir berikut dikecualikan dari dokumen ini:</w:t>
+        <w:t xml:space="preserve">Yang tidak dicakup form ini:</w:t>
       </w:r>
     </w:p>
     <w:tbl>
@@ -2462,6 +2538,8 @@
       </w:tblGrid>
       <w:tr>
         <w:trPr>
+          <w:cantSplit/>
+          <w:tblHeader/>
           <w:jc w:val="center"/>
         </w:trPr>
         <w:tc>
@@ -2477,6 +2555,7 @@
           </w:tcPr>
           <w:p>
             <w:pPr>
+              <w:keepNext/>
               <w:jc w:val="center"/>
               <w:rPr>
                 <w:sz w:val="24"/>
@@ -2507,6 +2586,7 @@
           </w:tcPr>
           <w:p>
             <w:pPr>
+              <w:keepNext/>
               <w:jc w:val="center"/>
               <w:rPr>
                 <w:sz w:val="24"/>
@@ -2527,6 +2607,7 @@
       </w:tr>
       <w:tr>
         <w:trPr>
+          <w:cantSplit/>
           <w:jc w:val="center"/>
         </w:trPr>
         <w:tc>
@@ -2588,6 +2669,7 @@
       </w:tr>
       <w:tr>
         <w:trPr>
+          <w:cantSplit/>
           <w:jc w:val="center"/>
         </w:trPr>
         <w:tc>
@@ -2642,13 +2724,14 @@
                 <w:sz w:val="24"/>
                 <w:szCs w:val="24"/>
               </w:rPr>
-              <w:t>Tidak dibuat di form ini. Bagian B hanya memeriksa bahwa semuanya ada dan teruji.</w:t>
+              <w:t>Tidak dibuat di form ini; Bagian B hanya memeriksa bahwa semuanya ada dan sudah diuji.</w:t>
             </w:r>
           </w:p>
         </w:tc>
       </w:tr>
       <w:tr>
         <w:trPr>
+          <w:cantSplit/>
           <w:jc w:val="center"/>
         </w:trPr>
         <w:tc>
@@ -2710,6 +2793,7 @@
       </w:tr>
       <w:tr>
         <w:trPr>
+          <w:cantSplit/>
           <w:jc w:val="center"/>
         </w:trPr>
         <w:tc>
@@ -2771,6 +2855,7 @@
       </w:tr>
       <w:tr>
         <w:trPr>
+          <w:cantSplit/>
           <w:jc w:val="center"/>
         </w:trPr>
         <w:tc>
@@ -2832,6 +2917,7 @@
       </w:tr>
       <w:tr>
         <w:trPr>
+          <w:cantSplit/>
           <w:jc w:val="center"/>
         </w:trPr>
         <w:tc>
@@ -2858,7 +2944,7 @@
                 <w:sz w:val="24"/>
                 <w:szCs w:val="24"/>
               </w:rPr>
-              <w:t>Pekerjaan Operation sesudah layanan BAU</w:t>
+              <w:t>Pekerjaan Operation setelah layanan BAU</w:t>
             </w:r>
           </w:p>
         </w:tc>
@@ -2919,6 +3005,7 @@
     <w:p>
       <w:pPr>
         <w:pStyle w:val="Heading1"/>
+        <w:keepNext/>
         <w:numPr>
           <w:ilvl w:val="0"/>
           <w:numId w:val="7"/>
@@ -2944,6 +3031,8 @@
       </w:tblGrid>
       <w:tr>
         <w:trPr>
+          <w:cantSplit/>
+          <w:tblHeader/>
           <w:jc w:val="center"/>
         </w:trPr>
         <w:tc>
@@ -2959,6 +3048,7 @@
           </w:tcPr>
           <w:p>
             <w:pPr>
+              <w:keepNext/>
               <w:jc w:val="center"/>
               <w:rPr>
                 <w:sz w:val="24"/>
@@ -2989,6 +3079,7 @@
           </w:tcPr>
           <w:p>
             <w:pPr>
+              <w:keepNext/>
               <w:jc w:val="center"/>
               <w:rPr>
                 <w:sz w:val="24"/>
@@ -3009,6 +3100,7 @@
       </w:tr>
       <w:tr>
         <w:trPr>
+          <w:cantSplit/>
           <w:jc w:val="center"/>
         </w:trPr>
         <w:tc>
@@ -3070,6 +3162,7 @@
       </w:tr>
       <w:tr>
         <w:trPr>
+          <w:cantSplit/>
           <w:jc w:val="center"/>
         </w:trPr>
         <w:tc>
@@ -3131,6 +3224,7 @@
       </w:tr>
       <w:tr>
         <w:trPr>
+          <w:cantSplit/>
           <w:jc w:val="center"/>
         </w:trPr>
         <w:tc>
@@ -3192,6 +3286,7 @@
       </w:tr>
       <w:tr>
         <w:trPr>
+          <w:cantSplit/>
           <w:jc w:val="center"/>
         </w:trPr>
         <w:tc>
@@ -3253,6 +3348,7 @@
       </w:tr>
       <w:tr>
         <w:trPr>
+          <w:cantSplit/>
           <w:jc w:val="center"/>
         </w:trPr>
         <w:tc>
@@ -3307,13 +3403,14 @@
                 <w:sz w:val="24"/>
                 <w:szCs w:val="24"/>
               </w:rPr>
-              <w:t>User acceptance test: uji penerimaan pekerjaan, hasilnya dicatat di SNX-OPS-FRM-05.</w:t>
+              <w:t>User acceptance test, uji penerimaan pekerjaan yang hasilnya dicatat di SNX-OPS-FRM-05.</w:t>
             </w:r>
           </w:p>
         </w:tc>
       </w:tr>
       <w:tr>
         <w:trPr>
+          <w:cantSplit/>
           <w:jc w:val="center"/>
         </w:trPr>
         <w:tc>
@@ -3368,13 +3465,14 @@
                 <w:sz w:val="24"/>
                 <w:szCs w:val="24"/>
               </w:rPr>
-              <w:t>Titik kendali penyerahan pekerjaan kepada pelanggan, dicatat lewat BAST di Bagian A.</w:t>
+              <w:t>Titik kendali penyerahan pekerjaan kepada pelanggan, dicatat melalui BAST di Bagian A.</w:t>
             </w:r>
           </w:p>
         </w:tc>
       </w:tr>
       <w:tr>
         <w:trPr>
+          <w:cantSplit/>
           <w:jc w:val="center"/>
         </w:trPr>
         <w:tc>
@@ -3429,13 +3527,14 @@
                 <w:sz w:val="24"/>
                 <w:szCs w:val="24"/>
               </w:rPr>
-              <w:t>Titik kendali penyerahan layanan dari SD dan PM kepada Operation, dicatat lewat checklist di Bagian B.</w:t>
+              <w:t>Titik kendali penyerahan layanan dari SD dan PM kepada Operation, dicatat melalui checklist di Bagian B.</w:t>
             </w:r>
           </w:p>
         </w:tc>
       </w:tr>
       <w:tr>
         <w:trPr>
+          <w:cantSplit/>
           <w:jc w:val="center"/>
         </w:trPr>
         <w:tc>
@@ -3497,6 +3596,7 @@
       </w:tr>
       <w:tr>
         <w:trPr>
+          <w:cantSplit/>
           <w:jc w:val="center"/>
         </w:trPr>
         <w:tc>
@@ -3551,13 +3651,14 @@
                 <w:sz w:val="24"/>
                 <w:szCs w:val="24"/>
               </w:rPr>
-              <w:t>Pihak yang menerima layanan pada G3, yaitu NOC dan SOC dengan Head of Operation sebagai penyetuju.</w:t>
+              <w:t>Pihak yang menerima layanan pada G3, yaitu NOC dan SOC, dengan Head of Operation sebagai penyetuju.</w:t>
             </w:r>
           </w:p>
         </w:tc>
       </w:tr>
       <w:tr>
         <w:trPr>
+          <w:cantSplit/>
           <w:jc w:val="center"/>
         </w:trPr>
         <w:tc>
@@ -3612,13 +3713,14 @@
                 <w:sz w:val="24"/>
                 <w:szCs w:val="24"/>
               </w:rPr>
-              <w:t>Network Operations Center, bagian Operation yang memantau dashboard layanan dan menangani tiket.</w:t>
+              <w:t>Network Operations Center, bagian Operation yang memantau dashboard layanan dan menangani ticket.</w:t>
             </w:r>
           </w:p>
         </w:tc>
       </w:tr>
       <w:tr>
         <w:trPr>
+          <w:cantSplit/>
           <w:jc w:val="center"/>
         </w:trPr>
         <w:tc>
@@ -3680,6 +3782,7 @@
       </w:tr>
       <w:tr>
         <w:trPr>
+          <w:cantSplit/>
           <w:jc w:val="center"/>
         </w:trPr>
         <w:tc>
@@ -3734,13 +3837,14 @@
                 <w:sz w:val="24"/>
                 <w:szCs w:val="24"/>
               </w:rPr>
-              <w:t>Business as usual: keadaan layanan yang sudah diterima Operation sesudah G3.</w:t>
+              <w:t>Business as usual, yaitu keadaan layanan yang sudah diterima Operation setelah G3.</w:t>
             </w:r>
           </w:p>
         </w:tc>
       </w:tr>
       <w:tr>
         <w:trPr>
+          <w:cantSplit/>
           <w:jc w:val="center"/>
         </w:trPr>
         <w:tc>
@@ -3802,6 +3906,7 @@
       </w:tr>
       <w:tr>
         <w:trPr>
+          <w:cantSplit/>
           <w:jc w:val="center"/>
         </w:trPr>
         <w:tc>
@@ -3856,13 +3961,14 @@
                 <w:sz w:val="24"/>
                 <w:szCs w:val="24"/>
               </w:rPr>
-              <w:t>Rencana awal proyek yang dipakai sebagai pembanding hasil aktual pada tabel Pencapaian terhadap baseline di Bagian C.</w:t>
+              <w:t>Rencana awal proyek, pembanding hasil aktual pada tabel Pencapaian terhadap baseline di Bagian C.</w:t>
             </w:r>
           </w:p>
         </w:tc>
       </w:tr>
       <w:tr>
         <w:trPr>
+          <w:cantSplit/>
           <w:jc w:val="center"/>
         </w:trPr>
         <w:tc>
@@ -3924,6 +4030,7 @@
       </w:tr>
       <w:tr>
         <w:trPr>
+          <w:cantSplit/>
           <w:jc w:val="center"/>
         </w:trPr>
         <w:tc>
@@ -3978,13 +4085,14 @@
                 <w:sz w:val="24"/>
                 <w:szCs w:val="24"/>
               </w:rPr>
-              <w:t>Dokumen yang menggambarkan sistem sebagaimana terpasang di pelanggan. Isinya tertulis di Bagian B butir 5.</w:t>
+              <w:t>Dokumen sistem sebagaimana terpasang di pelanggan: topologi, IP address, versi, akses, dan ketergantungan vendor.</w:t>
             </w:r>
           </w:p>
         </w:tc>
       </w:tr>
       <w:tr>
         <w:trPr>
+          <w:cantSplit/>
           <w:jc w:val="center"/>
         </w:trPr>
         <w:tc>
@@ -4046,6 +4154,7 @@
       </w:tr>
       <w:tr>
         <w:trPr>
+          <w:cantSplit/>
           <w:jc w:val="center"/>
         </w:trPr>
         <w:tc>
@@ -4107,6 +4216,7 @@
       </w:tr>
       <w:tr>
         <w:trPr>
+          <w:cantSplit/>
           <w:jc w:val="center"/>
         </w:trPr>
         <w:tc>
@@ -4161,13 +4271,14 @@
                 <w:sz w:val="24"/>
                 <w:szCs w:val="24"/>
               </w:rPr>
-              <w:t>Sistem tiket Operation, yaitu Zammad (USULAN). Tiket generalist memakai Service Hub (GLPI) dan di luar form ini.</w:t>
+              <w:t>Sistem ticket Operation, yaitu Zammad (USULAN). Ticket generalist memakai Service Hub (GLPI) dan di luar form ini.</w:t>
             </w:r>
           </w:p>
         </w:tc>
       </w:tr>
       <w:tr>
         <w:trPr>
+          <w:cantSplit/>
           <w:jc w:val="center"/>
         </w:trPr>
         <w:tc>
@@ -4267,6 +4378,7 @@
     </w:p>
     <w:p>
       <w:pPr>
+        <w:keepNext/>
         <w:pBdr>
           <w:top w:val="nil"/>
           <w:left w:val="nil"/>
@@ -4286,7 +4398,7 @@
           <w:sz w:val="24"/>
           <w:szCs w:val="24"/>
         </w:rPr>
-        <w:t xml:space="preserve">Bagian lain merujuk ketentuan di bawah dengan nomor P.</w:t>
+        <w:t xml:space="preserve">Nomor P dipakai sebagai rujukan di bagian lain form ini.</w:t>
       </w:r>
     </w:p>
     <w:tbl>
@@ -4304,6 +4416,8 @@
       </w:tblGrid>
       <w:tr>
         <w:trPr>
+          <w:cantSplit/>
+          <w:tblHeader/>
           <w:jc w:val="center"/>
         </w:trPr>
         <w:tc>
@@ -4319,6 +4433,7 @@
           </w:tcPr>
           <w:p>
             <w:pPr>
+              <w:keepNext/>
               <w:jc w:val="center"/>
               <w:rPr>
                 <w:sz w:val="24"/>
@@ -4349,6 +4464,7 @@
           </w:tcPr>
           <w:p>
             <w:pPr>
+              <w:keepNext/>
               <w:jc w:val="center"/>
               <w:rPr>
                 <w:sz w:val="24"/>
@@ -4369,6 +4485,7 @@
       </w:tr>
       <w:tr>
         <w:trPr>
+          <w:cantSplit/>
           <w:jc w:val="center"/>
         </w:trPr>
         <w:tc>
@@ -4423,13 +4540,14 @@
                 <w:sz w:val="24"/>
                 <w:szCs w:val="24"/>
               </w:rPr>
-              <w:t>Bagian A, B, dan C diisi berurutan sesuai SNX-OPS-SOP-01 Bagian 6.5 dan 6.6.</w:t>
+              <w:t>Isi Bagian A, B, dan C secara berurutan sesuai SNX-OPS-SOP-01 Bagian 6.5 dan 6.6.</w:t>
             </w:r>
           </w:p>
         </w:tc>
       </w:tr>
       <w:tr>
         <w:trPr>
+          <w:cantSplit/>
           <w:jc w:val="center"/>
         </w:trPr>
         <w:tc>
@@ -4484,13 +4602,14 @@
                 <w:sz w:val="24"/>
                 <w:szCs w:val="24"/>
               </w:rPr>
-              <w:t>Bagian A diisi sesudah UAT lolos dan SNX-OPS-FRM-05 ditandatangani.</w:t>
+              <w:t>Isi Bagian A setelah UAT lolos dan SNX-OPS-FRM-05 ditandatangani.</w:t>
             </w:r>
           </w:p>
         </w:tc>
       </w:tr>
       <w:tr>
         <w:trPr>
+          <w:cantSplit/>
           <w:jc w:val="center"/>
         </w:trPr>
         <w:tc>
@@ -4552,6 +4671,7 @@
       </w:tr>
       <w:tr>
         <w:trPr>
+          <w:cantSplit/>
           <w:jc w:val="center"/>
         </w:trPr>
         <w:tc>
@@ -4606,13 +4726,14 @@
                 <w:sz w:val="24"/>
                 <w:szCs w:val="24"/>
               </w:rPr>
-              <w:t>Dokumen teknis untuk pelanggan pemerintah ditulis tanpa harga, diskon, tier, atau roadmap komersil.</w:t>
+              <w:t>Tulis dokumen teknis untuk pelanggan pemerintah tanpa harga, diskon, tier, atau roadmap komersial.</w:t>
             </w:r>
           </w:p>
         </w:tc>
       </w:tr>
       <w:tr>
         <w:trPr>
+          <w:cantSplit/>
           <w:jc w:val="center"/>
         </w:trPr>
         <w:tc>
@@ -4667,13 +4788,14 @@
                 <w:sz w:val="24"/>
                 <w:szCs w:val="24"/>
               </w:rPr>
-              <w:t>Kolom Status pada rincian deliverable Bagian A diisi Diterima atau Diterima dengan catatan.</w:t>
+              <w:t>Isi kolom Status pada rincian deliverable Bagian A dengan Diterima atau Diterima dengan catatan.</w:t>
             </w:r>
           </w:p>
         </w:tc>
       </w:tr>
       <w:tr>
         <w:trPr>
+          <w:cantSplit/>
           <w:jc w:val="center"/>
         </w:trPr>
         <w:tc>
@@ -4728,13 +4850,14 @@
                 <w:sz w:val="24"/>
                 <w:szCs w:val="24"/>
               </w:rPr>
-              <w:t>Layanan dinyatakan BAU hanya bila semua butir Bagian B berstatus Lolos atau Tidak berlaku.</w:t>
+              <w:t>Layanan dinyatakan BAU hanya jika semua butir Bagian B berstatus Lolos atau Tidak berlaku.</w:t>
             </w:r>
           </w:p>
         </w:tc>
       </w:tr>
       <w:tr>
         <w:trPr>
+          <w:cantSplit/>
           <w:jc w:val="center"/>
         </w:trPr>
         <w:tc>
@@ -4789,13 +4912,14 @@
                 <w:sz w:val="24"/>
                 <w:szCs w:val="24"/>
               </w:rPr>
-              <w:t>Operation berhak menolak serah terima G3 secara tertulis bila checklist belum lengkap. Selama itu layanan berstatus hypercare dengan pemilik SD dan PM.</w:t>
+              <w:t>Jika checklist belum lengkap, Operation berhak menolak serah terima G3 secara tertulis. Selama itu layanan berstatus hypercare dengan pemilik SD dan PM.</w:t>
             </w:r>
           </w:p>
         </w:tc>
       </w:tr>
       <w:tr>
         <w:trPr>
+          <w:cantSplit/>
           <w:jc w:val="center"/>
         </w:trPr>
         <w:tc>
@@ -4850,13 +4974,14 @@
                 <w:sz w:val="24"/>
                 <w:szCs w:val="24"/>
               </w:rPr>
-              <w:t>Tanpa layanan SOC, hanya unsur SIEM pada butir 3 yang tidak berlaku. Monitoring NOC dan uji alert pada butir 3 tetap diperiksa, dan butir 3 tidak boleh berstatus Tidak berlaku. Tanpa layanan backup, butir 4 berstatus Tidak berlaku.</w:t>
+              <w:t>Tanpa layanan SOC, hanya unsur SIEM pada butir 3 yang tidak berlaku. Monitoring NOC dan uji alert pada butir 3 tetap diperiksa; butir 3 tidak boleh berstatus Tidak berlaku. Tanpa layanan backup, butir 4 berstatus Tidak berlaku.</w:t>
             </w:r>
           </w:p>
         </w:tc>
       </w:tr>
       <w:tr>
         <w:trPr>
+          <w:cantSplit/>
           <w:jc w:val="center"/>
         </w:trPr>
         <w:tc>
@@ -4911,13 +5036,14 @@
                 <w:sz w:val="24"/>
                 <w:szCs w:val="24"/>
               </w:rPr>
-              <w:t>Unsur SIEM yang tidak berlaku pada butir 3, dan butir 4 yang berstatus Tidak berlaku, diberi alasannya di kolom Bukti atau referensi (USULAN).</w:t>
+              <w:t>Tulis alasan di kolom Bukti atau referensi untuk unsur SIEM yang tidak berlaku pada butir 3 dan untuk butir 4 yang berstatus Tidak berlaku (USULAN).</w:t>
             </w:r>
           </w:p>
         </w:tc>
       </w:tr>
       <w:tr>
         <w:trPr>
+          <w:cantSplit/>
           <w:jc w:val="center"/>
         </w:trPr>
         <w:tc>
@@ -4972,7 +5098,7 @@
                 <w:sz w:val="24"/>
                 <w:szCs w:val="24"/>
               </w:rPr>
-              <w:t>Kolom Bukti atau referensi diisi nama dan letak rekaman, bukan isi kredensial (USULAN).</w:t>
+              <w:t>Isi kolom Bukti atau referensi dengan nama dan letak record, bukan isi kredensial (USULAN).</w:t>
             </w:r>
           </w:p>
         </w:tc>
@@ -5017,6 +5143,7 @@
     </w:p>
     <w:p>
       <w:pPr>
+        <w:keepNext/>
         <w:pBdr>
           <w:top w:val="nil"/>
           <w:left w:val="nil"/>
@@ -5055,6 +5182,8 @@
       </w:tblGrid>
       <w:tr>
         <w:trPr>
+          <w:cantSplit/>
+          <w:tblHeader/>
           <w:jc w:val="center"/>
         </w:trPr>
         <w:tc>
@@ -5070,6 +5199,7 @@
           </w:tcPr>
           <w:p>
             <w:pPr>
+              <w:keepNext/>
               <w:jc w:val="center"/>
               <w:rPr>
                 <w:sz w:val="24"/>
@@ -5100,6 +5230,7 @@
           </w:tcPr>
           <w:p>
             <w:pPr>
+              <w:keepNext/>
               <w:jc w:val="center"/>
               <w:rPr>
                 <w:sz w:val="24"/>
@@ -5130,6 +5261,7 @@
           </w:tcPr>
           <w:p>
             <w:pPr>
+              <w:keepNext/>
               <w:jc w:val="center"/>
               <w:rPr>
                 <w:sz w:val="24"/>
@@ -5150,6 +5282,7 @@
       </w:tr>
       <w:tr>
         <w:trPr>
+          <w:cantSplit/>
           <w:jc w:val="center"/>
         </w:trPr>
         <w:tc>
@@ -5221,7 +5354,7 @@
           </w:tcPr>
           <w:p>
             <w:pPr>
-              <w:jc w:val="both"/>
+              <w:jc w:val="left"/>
               <w:rPr>
                 <w:sz w:val="24"/>
                 <w:szCs w:val="24"/>
@@ -5240,6 +5373,7 @@
       </w:tr>
       <w:tr>
         <w:trPr>
+          <w:cantSplit/>
           <w:jc w:val="center"/>
         </w:trPr>
         <w:tc>
@@ -5311,7 +5445,7 @@
           </w:tcPr>
           <w:p>
             <w:pPr>
-              <w:jc w:val="both"/>
+              <w:jc w:val="left"/>
               <w:rPr>
                 <w:sz w:val="24"/>
                 <w:szCs w:val="24"/>
@@ -5330,6 +5464,7 @@
       </w:tr>
       <w:tr>
         <w:trPr>
+          <w:cantSplit/>
           <w:jc w:val="center"/>
         </w:trPr>
         <w:tc>
@@ -5401,7 +5536,7 @@
           </w:tcPr>
           <w:p>
             <w:pPr>
-              <w:jc w:val="both"/>
+              <w:jc w:val="left"/>
               <w:rPr>
                 <w:sz w:val="24"/>
                 <w:szCs w:val="24"/>
@@ -5420,6 +5555,7 @@
       </w:tr>
       <w:tr>
         <w:trPr>
+          <w:cantSplit/>
           <w:jc w:val="center"/>
         </w:trPr>
         <w:tc>
@@ -5474,7 +5610,7 @@
                 <w:sz w:val="24"/>
                 <w:szCs w:val="24"/>
               </w:rPr>
-              <w:t>Sama dengan Lead NOC, hanya bila ada layanan SOC.</w:t>
+              <w:t>Sama dengan Lead NOC, hanya jika ada layanan SOC.</w:t>
             </w:r>
           </w:p>
         </w:tc>
@@ -5491,7 +5627,7 @@
           </w:tcPr>
           <w:p>
             <w:pPr>
-              <w:jc w:val="both"/>
+              <w:jc w:val="left"/>
               <w:rPr>
                 <w:sz w:val="24"/>
                 <w:szCs w:val="24"/>
@@ -5510,6 +5646,7 @@
       </w:tr>
       <w:tr>
         <w:trPr>
+          <w:cantSplit/>
           <w:jc w:val="center"/>
         </w:trPr>
         <w:tc>
@@ -5581,25 +5718,26 @@
           </w:tcPr>
           <w:p>
             <w:pPr>
-              <w:jc w:val="both"/>
-              <w:rPr>
-                <w:sz w:val="24"/>
-                <w:szCs w:val="24"/>
-              </w:rPr>
-            </w:pPr>
-            <w:r>
-              <w:rPr>
-                <w:b w:val="0"/>
-                <w:sz w:val="24"/>
-                <w:szCs w:val="24"/>
-              </w:rPr>
-              <w:t>Menyetujui G3, atau menolaknya menurut P7 (USULAN).</w:t>
+              <w:jc w:val="left"/>
+              <w:rPr>
+                <w:sz w:val="24"/>
+                <w:szCs w:val="24"/>
+              </w:rPr>
+            </w:pPr>
+            <w:r>
+              <w:rPr>
+                <w:b w:val="0"/>
+                <w:sz w:val="24"/>
+                <w:szCs w:val="24"/>
+              </w:rPr>
+              <w:t>Menyetujui G3, atau menolaknya sesuai P7 (USULAN).</w:t>
             </w:r>
           </w:p>
         </w:tc>
       </w:tr>
       <w:tr>
         <w:trPr>
+          <w:cantSplit/>
           <w:jc w:val="center"/>
         </w:trPr>
         <w:tc>
@@ -5671,7 +5809,7 @@
           </w:tcPr>
           <w:p>
             <w:pPr>
-              <w:jc w:val="both"/>
+              <w:jc w:val="left"/>
               <w:rPr>
                 <w:sz w:val="24"/>
                 <w:szCs w:val="24"/>
@@ -5752,7 +5890,7 @@
       <w:r>
         <w:drawing>
           <wp:inline xmlns:a="http://schemas.openxmlformats.org/drawingml/2006/main" xmlns:pic="http://schemas.openxmlformats.org/drawingml/2006/picture">
-            <wp:extent cx="5033524" cy="6840000"/>
+            <wp:extent cx="5580000" cy="6360457"/>
             <wp:docPr id="1" name="Picture 1"/>
             <wp:cNvGraphicFramePr>
               <a:graphicFrameLocks noChangeAspect="1"/>
@@ -5773,7 +5911,7 @@
                   <pic:spPr>
                     <a:xfrm>
                       <a:off x="0" y="0"/>
-                      <a:ext cx="5033524" cy="6840000"/>
+                      <a:ext cx="5580000" cy="6360457"/>
                     </a:xfrm>
                     <a:prstGeom prst="rect"/>
                   </pic:spPr>
@@ -5805,7 +5943,7 @@
           <w:sz w:val="24"/>
           <w:szCs w:val="24"/>
         </w:rPr>
-        <w:t xml:space="preserve">Gambar 1. Alur pengisian BAST, checklist G3, dan laporan penutupan. Garis dari hypercare kembali ke Bagian B berlabel (USULAN).</w:t>
+        <w:t xml:space="preserve">Gambar 1. Alur proses BAST, checklist G3, dan laporan penutupan. Garis dari hypercare kembali ke Bagian B berlabel (USULAN).</w:t>
       </w:r>
     </w:p>
     <w:p>
@@ -5823,6 +5961,7 @@
     </w:p>
     <w:p>
       <w:pPr>
+        <w:keepNext/>
         <w:pBdr>
           <w:top w:val="nil"/>
           <w:left w:val="nil"/>
@@ -5860,6 +5999,8 @@
       </w:tblGrid>
       <w:tr>
         <w:trPr>
+          <w:cantSplit/>
+          <w:tblHeader/>
           <w:jc w:val="center"/>
         </w:trPr>
         <w:tc>
@@ -5875,6 +6016,7 @@
           </w:tcPr>
           <w:p>
             <w:pPr>
+              <w:keepNext/>
               <w:jc w:val="center"/>
               <w:rPr>
                 <w:sz w:val="24"/>
@@ -5905,6 +6047,7 @@
           </w:tcPr>
           <w:p>
             <w:pPr>
+              <w:keepNext/>
               <w:jc w:val="center"/>
               <w:rPr>
                 <w:sz w:val="24"/>
@@ -5925,6 +6068,7 @@
       </w:tr>
       <w:tr>
         <w:trPr>
+          <w:cantSplit/>
           <w:jc w:val="center"/>
         </w:trPr>
         <w:tc>
@@ -5985,6 +6129,7 @@
       </w:tr>
       <w:tr>
         <w:trPr>
+          <w:cantSplit/>
           <w:jc w:val="center"/>
         </w:trPr>
         <w:tc>
@@ -6070,6 +6215,7 @@
     </w:p>
     <w:p>
       <w:pPr>
+        <w:keepNext/>
         <w:pBdr>
           <w:top w:val="nil"/>
           <w:left w:val="nil"/>
@@ -6109,6 +6255,8 @@
       </w:tblGrid>
       <w:tr>
         <w:trPr>
+          <w:cantSplit/>
+          <w:tblHeader/>
           <w:jc w:val="center"/>
         </w:trPr>
         <w:tc>
@@ -6124,6 +6272,7 @@
           </w:tcPr>
           <w:p>
             <w:pPr>
+              <w:keepNext/>
               <w:jc w:val="center"/>
               <w:rPr>
                 <w:sz w:val="24"/>
@@ -6154,6 +6303,7 @@
           </w:tcPr>
           <w:p>
             <w:pPr>
+              <w:keepNext/>
               <w:jc w:val="center"/>
               <w:rPr>
                 <w:sz w:val="24"/>
@@ -6184,6 +6334,7 @@
           </w:tcPr>
           <w:p>
             <w:pPr>
+              <w:keepNext/>
               <w:jc w:val="center"/>
               <w:rPr>
                 <w:sz w:val="24"/>
@@ -6214,6 +6365,7 @@
           </w:tcPr>
           <w:p>
             <w:pPr>
+              <w:keepNext/>
               <w:jc w:val="center"/>
               <w:rPr>
                 <w:sz w:val="24"/>
@@ -6234,6 +6386,7 @@
       </w:tr>
       <w:tr>
         <w:trPr>
+          <w:cantSplit/>
           <w:jc w:val="center"/>
         </w:trPr>
         <w:tc>
@@ -6304,7 +6457,7 @@
           </w:tcPr>
           <w:p>
             <w:pPr>
-              <w:jc w:val="both"/>
+              <w:jc w:val="left"/>
               <w:rPr>
                 <w:sz w:val="24"/>
                 <w:szCs w:val="24"/>
@@ -6332,7 +6485,7 @@
           </w:tcPr>
           <w:p>
             <w:pPr>
-              <w:jc w:val="both"/>
+              <w:jc w:val="left"/>
               <w:rPr>
                 <w:sz w:val="24"/>
                 <w:szCs w:val="24"/>
@@ -6351,6 +6504,7 @@
       </w:tr>
       <w:tr>
         <w:trPr>
+          <w:cantSplit/>
           <w:jc w:val="center"/>
         </w:trPr>
         <w:tc>
@@ -6421,7 +6575,7 @@
           </w:tcPr>
           <w:p>
             <w:pPr>
-              <w:jc w:val="both"/>
+              <w:jc w:val="left"/>
               <w:rPr>
                 <w:sz w:val="24"/>
                 <w:szCs w:val="24"/>
@@ -6449,7 +6603,7 @@
           </w:tcPr>
           <w:p>
             <w:pPr>
-              <w:jc w:val="both"/>
+              <w:jc w:val="left"/>
               <w:rPr>
                 <w:sz w:val="24"/>
                 <w:szCs w:val="24"/>
@@ -6492,6 +6646,7 @@
     </w:p>
     <w:p>
       <w:pPr>
+        <w:keepNext/>
         <w:pBdr>
           <w:top w:val="nil"/>
           <w:left w:val="nil"/>
@@ -6529,6 +6684,8 @@
       </w:tblGrid>
       <w:tr>
         <w:trPr>
+          <w:cantSplit/>
+          <w:tblHeader/>
           <w:jc w:val="center"/>
         </w:trPr>
         <w:tc>
@@ -6544,6 +6701,7 @@
           </w:tcPr>
           <w:p>
             <w:pPr>
+              <w:keepNext/>
               <w:jc w:val="center"/>
               <w:rPr>
                 <w:sz w:val="24"/>
@@ -6574,6 +6732,7 @@
           </w:tcPr>
           <w:p>
             <w:pPr>
+              <w:keepNext/>
               <w:jc w:val="center"/>
               <w:rPr>
                 <w:sz w:val="24"/>
@@ -6594,6 +6753,7 @@
       </w:tr>
       <w:tr>
         <w:trPr>
+          <w:cantSplit/>
           <w:jc w:val="center"/>
         </w:trPr>
         <w:tc>
@@ -6654,6 +6814,7 @@
       </w:tr>
       <w:tr>
         <w:trPr>
+          <w:cantSplit/>
           <w:jc w:val="center"/>
         </w:trPr>
         <w:tc>
@@ -6714,6 +6875,7 @@
       </w:tr>
       <w:tr>
         <w:trPr>
+          <w:cantSplit/>
           <w:jc w:val="center"/>
         </w:trPr>
         <w:tc>
@@ -6774,6 +6936,7 @@
       </w:tr>
       <w:tr>
         <w:trPr>
+          <w:cantSplit/>
           <w:jc w:val="center"/>
         </w:trPr>
         <w:tc>
@@ -6834,6 +6997,7 @@
       </w:tr>
       <w:tr>
         <w:trPr>
+          <w:cantSplit/>
           <w:jc w:val="center"/>
         </w:trPr>
         <w:tc>
@@ -6920,6 +7084,7 @@
     <w:p>
       <w:pPr>
         <w:pStyle w:val="Heading2"/>
+        <w:keepNext/>
         <w:numPr>
           <w:ilvl w:val="1"/>
           <w:numId w:val="7"/>
@@ -6944,12 +7109,14 @@
       <w:tblGrid>
         <w:gridCol w:w="680"/>
         <w:gridCol w:w="2551"/>
-        <w:gridCol w:w="2268"/>
-        <w:gridCol w:w="1587"/>
-        <w:gridCol w:w="1701"/>
+        <w:gridCol w:w="1984"/>
+        <w:gridCol w:w="1247"/>
+        <w:gridCol w:w="2608"/>
       </w:tblGrid>
       <w:tr>
         <w:trPr>
+          <w:cantSplit/>
+          <w:tblHeader/>
           <w:jc w:val="center"/>
         </w:trPr>
         <w:tc>
@@ -6965,6 +7132,7 @@
           </w:tcPr>
           <w:p>
             <w:pPr>
+              <w:keepNext/>
               <w:jc w:val="center"/>
               <w:rPr>
                 <w:sz w:val="24"/>
@@ -6995,6 +7163,7 @@
           </w:tcPr>
           <w:p>
             <w:pPr>
+              <w:keepNext/>
               <w:jc w:val="center"/>
               <w:rPr>
                 <w:sz w:val="24"/>
@@ -7014,17 +7183,18 @@
         </w:tc>
         <w:tc>
           <w:tcPr>
-            <w:tcW w:w="2268" w:type="dxa"/>
-            <w:tcBorders>
-              <w:top w:val="single" w:sz="8" w:space="0" w:color="000000"/>
-              <w:left w:val="single" w:sz="8" w:space="0" w:color="000000"/>
-              <w:bottom w:val="single" w:sz="8" w:space="0" w:color="000000"/>
-              <w:right w:val="single" w:sz="8" w:space="0" w:color="000000"/>
-            </w:tcBorders>
-            <w:vAlign w:val="center"/>
-          </w:tcPr>
-          <w:p>
-            <w:pPr>
+            <w:tcW w:w="1984" w:type="dxa"/>
+            <w:tcBorders>
+              <w:top w:val="single" w:sz="8" w:space="0" w:color="000000"/>
+              <w:left w:val="single" w:sz="8" w:space="0" w:color="000000"/>
+              <w:bottom w:val="single" w:sz="8" w:space="0" w:color="000000"/>
+              <w:right w:val="single" w:sz="8" w:space="0" w:color="000000"/>
+            </w:tcBorders>
+            <w:vAlign w:val="center"/>
+          </w:tcPr>
+          <w:p>
+            <w:pPr>
+              <w:keepNext/>
               <w:jc w:val="center"/>
               <w:rPr>
                 <w:sz w:val="24"/>
@@ -7044,17 +7214,18 @@
         </w:tc>
         <w:tc>
           <w:tcPr>
-            <w:tcW w:w="1587" w:type="dxa"/>
-            <w:tcBorders>
-              <w:top w:val="single" w:sz="8" w:space="0" w:color="000000"/>
-              <w:left w:val="single" w:sz="8" w:space="0" w:color="000000"/>
-              <w:bottom w:val="single" w:sz="8" w:space="0" w:color="000000"/>
-              <w:right w:val="single" w:sz="8" w:space="0" w:color="000000"/>
-            </w:tcBorders>
-            <w:vAlign w:val="center"/>
-          </w:tcPr>
-          <w:p>
-            <w:pPr>
+            <w:tcW w:w="1247" w:type="dxa"/>
+            <w:tcBorders>
+              <w:top w:val="single" w:sz="8" w:space="0" w:color="000000"/>
+              <w:left w:val="single" w:sz="8" w:space="0" w:color="000000"/>
+              <w:bottom w:val="single" w:sz="8" w:space="0" w:color="000000"/>
+              <w:right w:val="single" w:sz="8" w:space="0" w:color="000000"/>
+            </w:tcBorders>
+            <w:vAlign w:val="center"/>
+          </w:tcPr>
+          <w:p>
+            <w:pPr>
+              <w:keepNext/>
               <w:jc w:val="center"/>
               <w:rPr>
                 <w:sz w:val="24"/>
@@ -7074,17 +7245,18 @@
         </w:tc>
         <w:tc>
           <w:tcPr>
-            <w:tcW w:w="1701" w:type="dxa"/>
-            <w:tcBorders>
-              <w:top w:val="single" w:sz="8" w:space="0" w:color="000000"/>
-              <w:left w:val="single" w:sz="8" w:space="0" w:color="000000"/>
-              <w:bottom w:val="single" w:sz="8" w:space="0" w:color="000000"/>
-              <w:right w:val="single" w:sz="8" w:space="0" w:color="000000"/>
-            </w:tcBorders>
-            <w:vAlign w:val="center"/>
-          </w:tcPr>
-          <w:p>
-            <w:pPr>
+            <w:tcW w:w="2608" w:type="dxa"/>
+            <w:tcBorders>
+              <w:top w:val="single" w:sz="8" w:space="0" w:color="000000"/>
+              <w:left w:val="single" w:sz="8" w:space="0" w:color="000000"/>
+              <w:bottom w:val="single" w:sz="8" w:space="0" w:color="000000"/>
+              <w:right w:val="single" w:sz="8" w:space="0" w:color="000000"/>
+            </w:tcBorders>
+            <w:vAlign w:val="center"/>
+          </w:tcPr>
+          <w:p>
+            <w:pPr>
+              <w:keepNext/>
               <w:jc w:val="center"/>
               <w:rPr>
                 <w:sz w:val="24"/>
@@ -7105,7 +7277,9 @@
       </w:tr>
       <w:tr>
         <w:trPr>
+          <w:cantSplit/>
           <w:jc w:val="center"/>
+          <w:trHeight w:val="510" w:hRule="atLeast"/>
         </w:trPr>
         <w:tc>
           <w:tcPr>
@@ -7164,74 +7338,74 @@
         </w:tc>
         <w:tc>
           <w:tcPr>
-            <w:tcW w:w="2268" w:type="dxa"/>
-            <w:tcBorders>
-              <w:top w:val="single" w:sz="8" w:space="0" w:color="000000"/>
-              <w:left w:val="single" w:sz="8" w:space="0" w:color="000000"/>
-              <w:bottom w:val="single" w:sz="8" w:space="0" w:color="000000"/>
-              <w:right w:val="single" w:sz="8" w:space="0" w:color="000000"/>
-            </w:tcBorders>
-            <w:vAlign w:val="center"/>
-          </w:tcPr>
-          <w:p>
-            <w:pPr>
-              <w:jc w:val="both"/>
-              <w:rPr>
-                <w:sz w:val="24"/>
-                <w:szCs w:val="24"/>
-              </w:rPr>
-            </w:pPr>
-            <w:r>
-              <w:rPr>
-                <w:b w:val="0"/>
-                <w:sz w:val="24"/>
-                <w:szCs w:val="24"/>
-              </w:rPr>
-            </w:r>
-          </w:p>
-        </w:tc>
-        <w:tc>
-          <w:tcPr>
-            <w:tcW w:w="1587" w:type="dxa"/>
-            <w:tcBorders>
-              <w:top w:val="single" w:sz="8" w:space="0" w:color="000000"/>
-              <w:left w:val="single" w:sz="8" w:space="0" w:color="000000"/>
-              <w:bottom w:val="single" w:sz="8" w:space="0" w:color="000000"/>
-              <w:right w:val="single" w:sz="8" w:space="0" w:color="000000"/>
-            </w:tcBorders>
-            <w:vAlign w:val="center"/>
-          </w:tcPr>
-          <w:p>
-            <w:pPr>
-              <w:jc w:val="both"/>
-              <w:rPr>
-                <w:sz w:val="24"/>
-                <w:szCs w:val="24"/>
-              </w:rPr>
-            </w:pPr>
-            <w:r>
-              <w:rPr>
-                <w:b w:val="0"/>
-                <w:sz w:val="24"/>
-                <w:szCs w:val="24"/>
-              </w:rPr>
-            </w:r>
-          </w:p>
-        </w:tc>
-        <w:tc>
-          <w:tcPr>
-            <w:tcW w:w="1701" w:type="dxa"/>
-            <w:tcBorders>
-              <w:top w:val="single" w:sz="8" w:space="0" w:color="000000"/>
-              <w:left w:val="single" w:sz="8" w:space="0" w:color="000000"/>
-              <w:bottom w:val="single" w:sz="8" w:space="0" w:color="000000"/>
-              <w:right w:val="single" w:sz="8" w:space="0" w:color="000000"/>
-            </w:tcBorders>
-            <w:vAlign w:val="center"/>
-          </w:tcPr>
-          <w:p>
-            <w:pPr>
-              <w:jc w:val="both"/>
+            <w:tcW w:w="1984" w:type="dxa"/>
+            <w:tcBorders>
+              <w:top w:val="single" w:sz="8" w:space="0" w:color="000000"/>
+              <w:left w:val="single" w:sz="8" w:space="0" w:color="000000"/>
+              <w:bottom w:val="single" w:sz="8" w:space="0" w:color="000000"/>
+              <w:right w:val="single" w:sz="8" w:space="0" w:color="000000"/>
+            </w:tcBorders>
+            <w:vAlign w:val="center"/>
+          </w:tcPr>
+          <w:p>
+            <w:pPr>
+              <w:jc w:val="left"/>
+              <w:rPr>
+                <w:sz w:val="24"/>
+                <w:szCs w:val="24"/>
+              </w:rPr>
+            </w:pPr>
+            <w:r>
+              <w:rPr>
+                <w:b w:val="0"/>
+                <w:sz w:val="24"/>
+                <w:szCs w:val="24"/>
+              </w:rPr>
+            </w:r>
+          </w:p>
+        </w:tc>
+        <w:tc>
+          <w:tcPr>
+            <w:tcW w:w="1247" w:type="dxa"/>
+            <w:tcBorders>
+              <w:top w:val="single" w:sz="8" w:space="0" w:color="000000"/>
+              <w:left w:val="single" w:sz="8" w:space="0" w:color="000000"/>
+              <w:bottom w:val="single" w:sz="8" w:space="0" w:color="000000"/>
+              <w:right w:val="single" w:sz="8" w:space="0" w:color="000000"/>
+            </w:tcBorders>
+            <w:vAlign w:val="center"/>
+          </w:tcPr>
+          <w:p>
+            <w:pPr>
+              <w:jc w:val="left"/>
+              <w:rPr>
+                <w:sz w:val="24"/>
+                <w:szCs w:val="24"/>
+              </w:rPr>
+            </w:pPr>
+            <w:r>
+              <w:rPr>
+                <w:b w:val="0"/>
+                <w:sz w:val="24"/>
+                <w:szCs w:val="24"/>
+              </w:rPr>
+            </w:r>
+          </w:p>
+        </w:tc>
+        <w:tc>
+          <w:tcPr>
+            <w:tcW w:w="2608" w:type="dxa"/>
+            <w:tcBorders>
+              <w:top w:val="single" w:sz="8" w:space="0" w:color="000000"/>
+              <w:left w:val="single" w:sz="8" w:space="0" w:color="000000"/>
+              <w:bottom w:val="single" w:sz="8" w:space="0" w:color="000000"/>
+              <w:right w:val="single" w:sz="8" w:space="0" w:color="000000"/>
+            </w:tcBorders>
+            <w:vAlign w:val="center"/>
+          </w:tcPr>
+          <w:p>
+            <w:pPr>
+              <w:jc w:val="left"/>
               <w:rPr>
                 <w:sz w:val="24"/>
                 <w:szCs w:val="24"/>
@@ -7249,7 +7423,9 @@
       </w:tr>
       <w:tr>
         <w:trPr>
+          <w:cantSplit/>
           <w:jc w:val="center"/>
+          <w:trHeight w:val="510" w:hRule="atLeast"/>
         </w:trPr>
         <w:tc>
           <w:tcPr>
@@ -7308,74 +7484,74 @@
         </w:tc>
         <w:tc>
           <w:tcPr>
-            <w:tcW w:w="2268" w:type="dxa"/>
-            <w:tcBorders>
-              <w:top w:val="single" w:sz="8" w:space="0" w:color="000000"/>
-              <w:left w:val="single" w:sz="8" w:space="0" w:color="000000"/>
-              <w:bottom w:val="single" w:sz="8" w:space="0" w:color="000000"/>
-              <w:right w:val="single" w:sz="8" w:space="0" w:color="000000"/>
-            </w:tcBorders>
-            <w:vAlign w:val="center"/>
-          </w:tcPr>
-          <w:p>
-            <w:pPr>
-              <w:jc w:val="both"/>
-              <w:rPr>
-                <w:sz w:val="24"/>
-                <w:szCs w:val="24"/>
-              </w:rPr>
-            </w:pPr>
-            <w:r>
-              <w:rPr>
-                <w:b w:val="0"/>
-                <w:sz w:val="24"/>
-                <w:szCs w:val="24"/>
-              </w:rPr>
-            </w:r>
-          </w:p>
-        </w:tc>
-        <w:tc>
-          <w:tcPr>
-            <w:tcW w:w="1587" w:type="dxa"/>
-            <w:tcBorders>
-              <w:top w:val="single" w:sz="8" w:space="0" w:color="000000"/>
-              <w:left w:val="single" w:sz="8" w:space="0" w:color="000000"/>
-              <w:bottom w:val="single" w:sz="8" w:space="0" w:color="000000"/>
-              <w:right w:val="single" w:sz="8" w:space="0" w:color="000000"/>
-            </w:tcBorders>
-            <w:vAlign w:val="center"/>
-          </w:tcPr>
-          <w:p>
-            <w:pPr>
-              <w:jc w:val="both"/>
-              <w:rPr>
-                <w:sz w:val="24"/>
-                <w:szCs w:val="24"/>
-              </w:rPr>
-            </w:pPr>
-            <w:r>
-              <w:rPr>
-                <w:b w:val="0"/>
-                <w:sz w:val="24"/>
-                <w:szCs w:val="24"/>
-              </w:rPr>
-            </w:r>
-          </w:p>
-        </w:tc>
-        <w:tc>
-          <w:tcPr>
-            <w:tcW w:w="1701" w:type="dxa"/>
-            <w:tcBorders>
-              <w:top w:val="single" w:sz="8" w:space="0" w:color="000000"/>
-              <w:left w:val="single" w:sz="8" w:space="0" w:color="000000"/>
-              <w:bottom w:val="single" w:sz="8" w:space="0" w:color="000000"/>
-              <w:right w:val="single" w:sz="8" w:space="0" w:color="000000"/>
-            </w:tcBorders>
-            <w:vAlign w:val="center"/>
-          </w:tcPr>
-          <w:p>
-            <w:pPr>
-              <w:jc w:val="both"/>
+            <w:tcW w:w="1984" w:type="dxa"/>
+            <w:tcBorders>
+              <w:top w:val="single" w:sz="8" w:space="0" w:color="000000"/>
+              <w:left w:val="single" w:sz="8" w:space="0" w:color="000000"/>
+              <w:bottom w:val="single" w:sz="8" w:space="0" w:color="000000"/>
+              <w:right w:val="single" w:sz="8" w:space="0" w:color="000000"/>
+            </w:tcBorders>
+            <w:vAlign w:val="center"/>
+          </w:tcPr>
+          <w:p>
+            <w:pPr>
+              <w:jc w:val="left"/>
+              <w:rPr>
+                <w:sz w:val="24"/>
+                <w:szCs w:val="24"/>
+              </w:rPr>
+            </w:pPr>
+            <w:r>
+              <w:rPr>
+                <w:b w:val="0"/>
+                <w:sz w:val="24"/>
+                <w:szCs w:val="24"/>
+              </w:rPr>
+            </w:r>
+          </w:p>
+        </w:tc>
+        <w:tc>
+          <w:tcPr>
+            <w:tcW w:w="1247" w:type="dxa"/>
+            <w:tcBorders>
+              <w:top w:val="single" w:sz="8" w:space="0" w:color="000000"/>
+              <w:left w:val="single" w:sz="8" w:space="0" w:color="000000"/>
+              <w:bottom w:val="single" w:sz="8" w:space="0" w:color="000000"/>
+              <w:right w:val="single" w:sz="8" w:space="0" w:color="000000"/>
+            </w:tcBorders>
+            <w:vAlign w:val="center"/>
+          </w:tcPr>
+          <w:p>
+            <w:pPr>
+              <w:jc w:val="left"/>
+              <w:rPr>
+                <w:sz w:val="24"/>
+                <w:szCs w:val="24"/>
+              </w:rPr>
+            </w:pPr>
+            <w:r>
+              <w:rPr>
+                <w:b w:val="0"/>
+                <w:sz w:val="24"/>
+                <w:szCs w:val="24"/>
+              </w:rPr>
+            </w:r>
+          </w:p>
+        </w:tc>
+        <w:tc>
+          <w:tcPr>
+            <w:tcW w:w="2608" w:type="dxa"/>
+            <w:tcBorders>
+              <w:top w:val="single" w:sz="8" w:space="0" w:color="000000"/>
+              <w:left w:val="single" w:sz="8" w:space="0" w:color="000000"/>
+              <w:bottom w:val="single" w:sz="8" w:space="0" w:color="000000"/>
+              <w:right w:val="single" w:sz="8" w:space="0" w:color="000000"/>
+            </w:tcBorders>
+            <w:vAlign w:val="center"/>
+          </w:tcPr>
+          <w:p>
+            <w:pPr>
+              <w:jc w:val="left"/>
               <w:rPr>
                 <w:sz w:val="24"/>
                 <w:szCs w:val="24"/>
@@ -7393,7 +7569,9 @@
       </w:tr>
       <w:tr>
         <w:trPr>
+          <w:cantSplit/>
           <w:jc w:val="center"/>
+          <w:trHeight w:val="510" w:hRule="atLeast"/>
         </w:trPr>
         <w:tc>
           <w:tcPr>
@@ -7452,74 +7630,74 @@
         </w:tc>
         <w:tc>
           <w:tcPr>
-            <w:tcW w:w="2268" w:type="dxa"/>
-            <w:tcBorders>
-              <w:top w:val="single" w:sz="8" w:space="0" w:color="000000"/>
-              <w:left w:val="single" w:sz="8" w:space="0" w:color="000000"/>
-              <w:bottom w:val="single" w:sz="8" w:space="0" w:color="000000"/>
-              <w:right w:val="single" w:sz="8" w:space="0" w:color="000000"/>
-            </w:tcBorders>
-            <w:vAlign w:val="center"/>
-          </w:tcPr>
-          <w:p>
-            <w:pPr>
-              <w:jc w:val="both"/>
-              <w:rPr>
-                <w:sz w:val="24"/>
-                <w:szCs w:val="24"/>
-              </w:rPr>
-            </w:pPr>
-            <w:r>
-              <w:rPr>
-                <w:b w:val="0"/>
-                <w:sz w:val="24"/>
-                <w:szCs w:val="24"/>
-              </w:rPr>
-            </w:r>
-          </w:p>
-        </w:tc>
-        <w:tc>
-          <w:tcPr>
-            <w:tcW w:w="1587" w:type="dxa"/>
-            <w:tcBorders>
-              <w:top w:val="single" w:sz="8" w:space="0" w:color="000000"/>
-              <w:left w:val="single" w:sz="8" w:space="0" w:color="000000"/>
-              <w:bottom w:val="single" w:sz="8" w:space="0" w:color="000000"/>
-              <w:right w:val="single" w:sz="8" w:space="0" w:color="000000"/>
-            </w:tcBorders>
-            <w:vAlign w:val="center"/>
-          </w:tcPr>
-          <w:p>
-            <w:pPr>
-              <w:jc w:val="both"/>
-              <w:rPr>
-                <w:sz w:val="24"/>
-                <w:szCs w:val="24"/>
-              </w:rPr>
-            </w:pPr>
-            <w:r>
-              <w:rPr>
-                <w:b w:val="0"/>
-                <w:sz w:val="24"/>
-                <w:szCs w:val="24"/>
-              </w:rPr>
-            </w:r>
-          </w:p>
-        </w:tc>
-        <w:tc>
-          <w:tcPr>
-            <w:tcW w:w="1701" w:type="dxa"/>
-            <w:tcBorders>
-              <w:top w:val="single" w:sz="8" w:space="0" w:color="000000"/>
-              <w:left w:val="single" w:sz="8" w:space="0" w:color="000000"/>
-              <w:bottom w:val="single" w:sz="8" w:space="0" w:color="000000"/>
-              <w:right w:val="single" w:sz="8" w:space="0" w:color="000000"/>
-            </w:tcBorders>
-            <w:vAlign w:val="center"/>
-          </w:tcPr>
-          <w:p>
-            <w:pPr>
-              <w:jc w:val="both"/>
+            <w:tcW w:w="1984" w:type="dxa"/>
+            <w:tcBorders>
+              <w:top w:val="single" w:sz="8" w:space="0" w:color="000000"/>
+              <w:left w:val="single" w:sz="8" w:space="0" w:color="000000"/>
+              <w:bottom w:val="single" w:sz="8" w:space="0" w:color="000000"/>
+              <w:right w:val="single" w:sz="8" w:space="0" w:color="000000"/>
+            </w:tcBorders>
+            <w:vAlign w:val="center"/>
+          </w:tcPr>
+          <w:p>
+            <w:pPr>
+              <w:jc w:val="left"/>
+              <w:rPr>
+                <w:sz w:val="24"/>
+                <w:szCs w:val="24"/>
+              </w:rPr>
+            </w:pPr>
+            <w:r>
+              <w:rPr>
+                <w:b w:val="0"/>
+                <w:sz w:val="24"/>
+                <w:szCs w:val="24"/>
+              </w:rPr>
+            </w:r>
+          </w:p>
+        </w:tc>
+        <w:tc>
+          <w:tcPr>
+            <w:tcW w:w="1247" w:type="dxa"/>
+            <w:tcBorders>
+              <w:top w:val="single" w:sz="8" w:space="0" w:color="000000"/>
+              <w:left w:val="single" w:sz="8" w:space="0" w:color="000000"/>
+              <w:bottom w:val="single" w:sz="8" w:space="0" w:color="000000"/>
+              <w:right w:val="single" w:sz="8" w:space="0" w:color="000000"/>
+            </w:tcBorders>
+            <w:vAlign w:val="center"/>
+          </w:tcPr>
+          <w:p>
+            <w:pPr>
+              <w:jc w:val="left"/>
+              <w:rPr>
+                <w:sz w:val="24"/>
+                <w:szCs w:val="24"/>
+              </w:rPr>
+            </w:pPr>
+            <w:r>
+              <w:rPr>
+                <w:b w:val="0"/>
+                <w:sz w:val="24"/>
+                <w:szCs w:val="24"/>
+              </w:rPr>
+            </w:r>
+          </w:p>
+        </w:tc>
+        <w:tc>
+          <w:tcPr>
+            <w:tcW w:w="2608" w:type="dxa"/>
+            <w:tcBorders>
+              <w:top w:val="single" w:sz="8" w:space="0" w:color="000000"/>
+              <w:left w:val="single" w:sz="8" w:space="0" w:color="000000"/>
+              <w:bottom w:val="single" w:sz="8" w:space="0" w:color="000000"/>
+              <w:right w:val="single" w:sz="8" w:space="0" w:color="000000"/>
+            </w:tcBorders>
+            <w:vAlign w:val="center"/>
+          </w:tcPr>
+          <w:p>
+            <w:pPr>
+              <w:jc w:val="left"/>
               <w:rPr>
                 <w:sz w:val="24"/>
                 <w:szCs w:val="24"/>
@@ -7563,6 +7741,7 @@
     <w:p>
       <w:pPr>
         <w:pStyle w:val="Heading2"/>
+        <w:keepNext/>
         <w:numPr>
           <w:ilvl w:val="1"/>
           <w:numId w:val="7"/>
@@ -7590,6 +7769,8 @@
       </w:tblGrid>
       <w:tr>
         <w:trPr>
+          <w:cantSplit/>
+          <w:tblHeader/>
           <w:jc w:val="center"/>
         </w:trPr>
         <w:tc>
@@ -7605,6 +7786,7 @@
           </w:tcPr>
           <w:p>
             <w:pPr>
+              <w:keepNext/>
               <w:jc w:val="center"/>
               <w:rPr>
                 <w:sz w:val="24"/>
@@ -7635,6 +7817,7 @@
           </w:tcPr>
           <w:p>
             <w:pPr>
+              <w:keepNext/>
               <w:jc w:val="center"/>
               <w:rPr>
                 <w:sz w:val="24"/>
@@ -7665,6 +7848,7 @@
           </w:tcPr>
           <w:p>
             <w:pPr>
+              <w:keepNext/>
               <w:jc w:val="center"/>
               <w:rPr>
                 <w:sz w:val="24"/>
@@ -7695,6 +7879,7 @@
           </w:tcPr>
           <w:p>
             <w:pPr>
+              <w:keepNext/>
               <w:jc w:val="center"/>
               <w:rPr>
                 <w:sz w:val="24"/>
@@ -7715,7 +7900,9 @@
       </w:tr>
       <w:tr>
         <w:trPr>
+          <w:cantSplit/>
           <w:jc w:val="center"/>
+          <w:trHeight w:val="510" w:hRule="atLeast"/>
         </w:trPr>
         <w:tc>
           <w:tcPr>
@@ -7785,7 +7972,7 @@
           </w:tcPr>
           <w:p>
             <w:pPr>
-              <w:jc w:val="both"/>
+              <w:jc w:val="left"/>
               <w:rPr>
                 <w:sz w:val="24"/>
                 <w:szCs w:val="24"/>
@@ -7813,7 +8000,7 @@
           </w:tcPr>
           <w:p>
             <w:pPr>
-              <w:jc w:val="both"/>
+              <w:jc w:val="left"/>
               <w:rPr>
                 <w:sz w:val="24"/>
                 <w:szCs w:val="24"/>
@@ -7856,6 +8043,7 @@
     </w:p>
     <w:p>
       <w:pPr>
+        <w:keepNext/>
         <w:pBdr>
           <w:top w:val="nil"/>
           <w:left w:val="nil"/>
@@ -7893,6 +8081,8 @@
       </w:tblGrid>
       <w:tr>
         <w:trPr>
+          <w:cantSplit/>
+          <w:tblHeader/>
           <w:jc w:val="center"/>
         </w:trPr>
         <w:tc>
@@ -7908,6 +8098,7 @@
           </w:tcPr>
           <w:p>
             <w:pPr>
+              <w:keepNext/>
               <w:jc w:val="center"/>
               <w:rPr>
                 <w:sz w:val="24"/>
@@ -7938,6 +8129,7 @@
           </w:tcPr>
           <w:p>
             <w:pPr>
+              <w:keepNext/>
               <w:jc w:val="center"/>
               <w:rPr>
                 <w:sz w:val="24"/>
@@ -7958,6 +8150,7 @@
       </w:tr>
       <w:tr>
         <w:trPr>
+          <w:cantSplit/>
           <w:jc w:val="center"/>
         </w:trPr>
         <w:tc>
@@ -8018,6 +8211,7 @@
       </w:tr>
       <w:tr>
         <w:trPr>
+          <w:cantSplit/>
           <w:jc w:val="center"/>
         </w:trPr>
         <w:tc>
@@ -8079,6 +8273,7 @@
       </w:tr>
       <w:tr>
         <w:trPr>
+          <w:cantSplit/>
           <w:jc w:val="center"/>
         </w:trPr>
         <w:tc>
@@ -8140,6 +8335,7 @@
       </w:tr>
       <w:tr>
         <w:trPr>
+          <w:cantSplit/>
           <w:jc w:val="center"/>
         </w:trPr>
         <w:tc>
@@ -8239,6 +8435,7 @@
     </w:p>
     <w:p>
       <w:pPr>
+        <w:keepNext/>
         <w:pBdr>
           <w:top w:val="nil"/>
           <w:left w:val="nil"/>
@@ -8258,7 +8455,7 @@
           <w:sz w:val="24"/>
           <w:szCs w:val="24"/>
         </w:rPr>
-        <w:t xml:space="preserve">Aturan G3 ada di P6, P7, dan P8. Kolom Status diisi Lolos, Belum, atau Tidak berlaku. Kolom PIC diisi peran dari bagian Peran.</w:t>
+        <w:t xml:space="preserve">Isi kolom Status dengan Lolos, Belum, atau Tidak berlaku sesuai P6 sampai P8. Isi kolom PIC dengan peran dari tabel Peran.</w:t>
       </w:r>
     </w:p>
     <w:tbl>
@@ -8272,13 +8469,15 @@
       </w:tblPr>
       <w:tblGrid>
         <w:gridCol w:w="567"/>
-        <w:gridCol w:w="3685"/>
+        <w:gridCol w:w="3969"/>
         <w:gridCol w:w="1247"/>
         <w:gridCol w:w="2041"/>
         <w:gridCol w:w="1247"/>
       </w:tblGrid>
       <w:tr>
         <w:trPr>
+          <w:cantSplit/>
+          <w:tblHeader/>
           <w:jc w:val="center"/>
         </w:trPr>
         <w:tc>
@@ -8294,6 +8493,7 @@
           </w:tcPr>
           <w:p>
             <w:pPr>
+              <w:keepNext/>
               <w:jc w:val="center"/>
               <w:rPr>
                 <w:sz w:val="24"/>
@@ -8313,17 +8513,18 @@
         </w:tc>
         <w:tc>
           <w:tcPr>
-            <w:tcW w:w="3685" w:type="dxa"/>
-            <w:tcBorders>
-              <w:top w:val="single" w:sz="8" w:space="0" w:color="000000"/>
-              <w:left w:val="single" w:sz="8" w:space="0" w:color="000000"/>
-              <w:bottom w:val="single" w:sz="8" w:space="0" w:color="000000"/>
-              <w:right w:val="single" w:sz="8" w:space="0" w:color="000000"/>
-            </w:tcBorders>
-            <w:vAlign w:val="center"/>
-          </w:tcPr>
-          <w:p>
-            <w:pPr>
+            <w:tcW w:w="3969" w:type="dxa"/>
+            <w:tcBorders>
+              <w:top w:val="single" w:sz="8" w:space="0" w:color="000000"/>
+              <w:left w:val="single" w:sz="8" w:space="0" w:color="000000"/>
+              <w:bottom w:val="single" w:sz="8" w:space="0" w:color="000000"/>
+              <w:right w:val="single" w:sz="8" w:space="0" w:color="000000"/>
+            </w:tcBorders>
+            <w:vAlign w:val="center"/>
+          </w:tcPr>
+          <w:p>
+            <w:pPr>
+              <w:keepNext/>
               <w:jc w:val="center"/>
               <w:rPr>
                 <w:sz w:val="24"/>
@@ -8354,6 +8555,7 @@
           </w:tcPr>
           <w:p>
             <w:pPr>
+              <w:keepNext/>
               <w:jc w:val="center"/>
               <w:rPr>
                 <w:sz w:val="24"/>
@@ -8384,6 +8586,7 @@
           </w:tcPr>
           <w:p>
             <w:pPr>
+              <w:keepNext/>
               <w:jc w:val="center"/>
               <w:rPr>
                 <w:sz w:val="24"/>
@@ -8414,6 +8617,7 @@
           </w:tcPr>
           <w:p>
             <w:pPr>
+              <w:keepNext/>
               <w:jc w:val="center"/>
               <w:rPr>
                 <w:sz w:val="24"/>
@@ -8434,6 +8638,7 @@
       </w:tr>
       <w:tr>
         <w:trPr>
+          <w:cantSplit/>
           <w:jc w:val="center"/>
         </w:trPr>
         <w:tc>
@@ -8466,7 +8671,7 @@
         </w:tc>
         <w:tc>
           <w:tcPr>
-            <w:tcW w:w="3685" w:type="dxa"/>
+            <w:tcW w:w="3969" w:type="dxa"/>
             <w:tcBorders>
               <w:top w:val="single" w:sz="8" w:space="0" w:color="000000"/>
               <w:left w:val="single" w:sz="8" w:space="0" w:color="000000"/>
@@ -8505,7 +8710,7 @@
           </w:tcPr>
           <w:p>
             <w:pPr>
-              <w:jc w:val="both"/>
+              <w:jc w:val="left"/>
               <w:rPr>
                 <w:sz w:val="24"/>
                 <w:szCs w:val="24"/>
@@ -8533,7 +8738,7 @@
           </w:tcPr>
           <w:p>
             <w:pPr>
-              <w:jc w:val="both"/>
+              <w:jc w:val="left"/>
               <w:rPr>
                 <w:sz w:val="24"/>
                 <w:szCs w:val="24"/>
@@ -8561,7 +8766,7 @@
           </w:tcPr>
           <w:p>
             <w:pPr>
-              <w:jc w:val="both"/>
+              <w:jc w:val="left"/>
               <w:rPr>
                 <w:sz w:val="24"/>
                 <w:szCs w:val="24"/>
@@ -8579,6 +8784,7 @@
       </w:tr>
       <w:tr>
         <w:trPr>
+          <w:cantSplit/>
           <w:jc w:val="center"/>
         </w:trPr>
         <w:tc>
@@ -8611,7 +8817,7 @@
         </w:tc>
         <w:tc>
           <w:tcPr>
-            <w:tcW w:w="3685" w:type="dxa"/>
+            <w:tcW w:w="3969" w:type="dxa"/>
             <w:tcBorders>
               <w:top w:val="single" w:sz="8" w:space="0" w:color="000000"/>
               <w:left w:val="single" w:sz="8" w:space="0" w:color="000000"/>
@@ -8650,7 +8856,7 @@
           </w:tcPr>
           <w:p>
             <w:pPr>
-              <w:jc w:val="both"/>
+              <w:jc w:val="left"/>
               <w:rPr>
                 <w:sz w:val="24"/>
                 <w:szCs w:val="24"/>
@@ -8678,7 +8884,7 @@
           </w:tcPr>
           <w:p>
             <w:pPr>
-              <w:jc w:val="both"/>
+              <w:jc w:val="left"/>
               <w:rPr>
                 <w:sz w:val="24"/>
                 <w:szCs w:val="24"/>
@@ -8706,7 +8912,7 @@
           </w:tcPr>
           <w:p>
             <w:pPr>
-              <w:jc w:val="both"/>
+              <w:jc w:val="left"/>
               <w:rPr>
                 <w:sz w:val="24"/>
                 <w:szCs w:val="24"/>
@@ -8724,6 +8930,7 @@
       </w:tr>
       <w:tr>
         <w:trPr>
+          <w:cantSplit/>
           <w:jc w:val="center"/>
         </w:trPr>
         <w:tc>
@@ -8756,7 +8963,7 @@
         </w:tc>
         <w:tc>
           <w:tcPr>
-            <w:tcW w:w="3685" w:type="dxa"/>
+            <w:tcW w:w="3969" w:type="dxa"/>
             <w:tcBorders>
               <w:top w:val="single" w:sz="8" w:space="0" w:color="000000"/>
               <w:left w:val="single" w:sz="8" w:space="0" w:color="000000"/>
@@ -8795,7 +9002,7 @@
           </w:tcPr>
           <w:p>
             <w:pPr>
-              <w:jc w:val="both"/>
+              <w:jc w:val="left"/>
               <w:rPr>
                 <w:sz w:val="24"/>
                 <w:szCs w:val="24"/>
@@ -8823,7 +9030,7 @@
           </w:tcPr>
           <w:p>
             <w:pPr>
-              <w:jc w:val="both"/>
+              <w:jc w:val="left"/>
               <w:rPr>
                 <w:sz w:val="24"/>
                 <w:szCs w:val="24"/>
@@ -8851,7 +9058,7 @@
           </w:tcPr>
           <w:p>
             <w:pPr>
-              <w:jc w:val="both"/>
+              <w:jc w:val="left"/>
               <w:rPr>
                 <w:sz w:val="24"/>
                 <w:szCs w:val="24"/>
@@ -8869,6 +9076,7 @@
       </w:tr>
       <w:tr>
         <w:trPr>
+          <w:cantSplit/>
           <w:jc w:val="center"/>
         </w:trPr>
         <w:tc>
@@ -8901,7 +9109,7 @@
         </w:tc>
         <w:tc>
           <w:tcPr>
-            <w:tcW w:w="3685" w:type="dxa"/>
+            <w:tcW w:w="3969" w:type="dxa"/>
             <w:tcBorders>
               <w:top w:val="single" w:sz="8" w:space="0" w:color="000000"/>
               <w:left w:val="single" w:sz="8" w:space="0" w:color="000000"/>
@@ -8940,7 +9148,7 @@
           </w:tcPr>
           <w:p>
             <w:pPr>
-              <w:jc w:val="both"/>
+              <w:jc w:val="left"/>
               <w:rPr>
                 <w:sz w:val="24"/>
                 <w:szCs w:val="24"/>
@@ -8968,7 +9176,7 @@
           </w:tcPr>
           <w:p>
             <w:pPr>
-              <w:jc w:val="both"/>
+              <w:jc w:val="left"/>
               <w:rPr>
                 <w:sz w:val="24"/>
                 <w:szCs w:val="24"/>
@@ -8996,7 +9204,7 @@
           </w:tcPr>
           <w:p>
             <w:pPr>
-              <w:jc w:val="both"/>
+              <w:jc w:val="left"/>
               <w:rPr>
                 <w:sz w:val="24"/>
                 <w:szCs w:val="24"/>
@@ -9014,6 +9222,7 @@
       </w:tr>
       <w:tr>
         <w:trPr>
+          <w:cantSplit/>
           <w:jc w:val="center"/>
         </w:trPr>
         <w:tc>
@@ -9046,7 +9255,7 @@
         </w:tc>
         <w:tc>
           <w:tcPr>
-            <w:tcW w:w="3685" w:type="dxa"/>
+            <w:tcW w:w="3969" w:type="dxa"/>
             <w:tcBorders>
               <w:top w:val="single" w:sz="8" w:space="0" w:color="000000"/>
               <w:left w:val="single" w:sz="8" w:space="0" w:color="000000"/>
@@ -9085,7 +9294,7 @@
           </w:tcPr>
           <w:p>
             <w:pPr>
-              <w:jc w:val="both"/>
+              <w:jc w:val="left"/>
               <w:rPr>
                 <w:sz w:val="24"/>
                 <w:szCs w:val="24"/>
@@ -9113,7 +9322,7 @@
           </w:tcPr>
           <w:p>
             <w:pPr>
-              <w:jc w:val="both"/>
+              <w:jc w:val="left"/>
               <w:rPr>
                 <w:sz w:val="24"/>
                 <w:szCs w:val="24"/>
@@ -9141,7 +9350,7 @@
           </w:tcPr>
           <w:p>
             <w:pPr>
-              <w:jc w:val="both"/>
+              <w:jc w:val="left"/>
               <w:rPr>
                 <w:sz w:val="24"/>
                 <w:szCs w:val="24"/>
@@ -9159,6 +9368,7 @@
       </w:tr>
       <w:tr>
         <w:trPr>
+          <w:cantSplit/>
           <w:jc w:val="center"/>
         </w:trPr>
         <w:tc>
@@ -9191,7 +9401,7 @@
         </w:tc>
         <w:tc>
           <w:tcPr>
-            <w:tcW w:w="3685" w:type="dxa"/>
+            <w:tcW w:w="3969" w:type="dxa"/>
             <w:tcBorders>
               <w:top w:val="single" w:sz="8" w:space="0" w:color="000000"/>
               <w:left w:val="single" w:sz="8" w:space="0" w:color="000000"/>
@@ -9230,7 +9440,7 @@
           </w:tcPr>
           <w:p>
             <w:pPr>
-              <w:jc w:val="both"/>
+              <w:jc w:val="left"/>
               <w:rPr>
                 <w:sz w:val="24"/>
                 <w:szCs w:val="24"/>
@@ -9258,7 +9468,7 @@
           </w:tcPr>
           <w:p>
             <w:pPr>
-              <w:jc w:val="both"/>
+              <w:jc w:val="left"/>
               <w:rPr>
                 <w:sz w:val="24"/>
                 <w:szCs w:val="24"/>
@@ -9286,7 +9496,7 @@
           </w:tcPr>
           <w:p>
             <w:pPr>
-              <w:jc w:val="both"/>
+              <w:jc w:val="left"/>
               <w:rPr>
                 <w:sz w:val="24"/>
                 <w:szCs w:val="24"/>
@@ -9304,6 +9514,7 @@
       </w:tr>
       <w:tr>
         <w:trPr>
+          <w:cantSplit/>
           <w:jc w:val="center"/>
         </w:trPr>
         <w:tc>
@@ -9336,7 +9547,7 @@
         </w:tc>
         <w:tc>
           <w:tcPr>
-            <w:tcW w:w="3685" w:type="dxa"/>
+            <w:tcW w:w="3969" w:type="dxa"/>
             <w:tcBorders>
               <w:top w:val="single" w:sz="8" w:space="0" w:color="000000"/>
               <w:left w:val="single" w:sz="8" w:space="0" w:color="000000"/>
@@ -9375,7 +9586,7 @@
           </w:tcPr>
           <w:p>
             <w:pPr>
-              <w:jc w:val="both"/>
+              <w:jc w:val="left"/>
               <w:rPr>
                 <w:sz w:val="24"/>
                 <w:szCs w:val="24"/>
@@ -9403,7 +9614,7 @@
           </w:tcPr>
           <w:p>
             <w:pPr>
-              <w:jc w:val="both"/>
+              <w:jc w:val="left"/>
               <w:rPr>
                 <w:sz w:val="24"/>
                 <w:szCs w:val="24"/>
@@ -9431,7 +9642,7 @@
           </w:tcPr>
           <w:p>
             <w:pPr>
-              <w:jc w:val="both"/>
+              <w:jc w:val="left"/>
               <w:rPr>
                 <w:sz w:val="24"/>
                 <w:szCs w:val="24"/>
@@ -9449,6 +9660,7 @@
       </w:tr>
       <w:tr>
         <w:trPr>
+          <w:cantSplit/>
           <w:jc w:val="center"/>
         </w:trPr>
         <w:tc>
@@ -9481,7 +9693,7 @@
         </w:tc>
         <w:tc>
           <w:tcPr>
-            <w:tcW w:w="3685" w:type="dxa"/>
+            <w:tcW w:w="3969" w:type="dxa"/>
             <w:tcBorders>
               <w:top w:val="single" w:sz="8" w:space="0" w:color="000000"/>
               <w:left w:val="single" w:sz="8" w:space="0" w:color="000000"/>
@@ -9520,7 +9732,7 @@
           </w:tcPr>
           <w:p>
             <w:pPr>
-              <w:jc w:val="both"/>
+              <w:jc w:val="left"/>
               <w:rPr>
                 <w:sz w:val="24"/>
                 <w:szCs w:val="24"/>
@@ -9548,7 +9760,7 @@
           </w:tcPr>
           <w:p>
             <w:pPr>
-              <w:jc w:val="both"/>
+              <w:jc w:val="left"/>
               <w:rPr>
                 <w:sz w:val="24"/>
                 <w:szCs w:val="24"/>
@@ -9576,7 +9788,7 @@
           </w:tcPr>
           <w:p>
             <w:pPr>
-              <w:jc w:val="both"/>
+              <w:jc w:val="left"/>
               <w:rPr>
                 <w:sz w:val="24"/>
                 <w:szCs w:val="24"/>
@@ -9594,6 +9806,7 @@
       </w:tr>
       <w:tr>
         <w:trPr>
+          <w:cantSplit/>
           <w:jc w:val="center"/>
         </w:trPr>
         <w:tc>
@@ -9626,7 +9839,7 @@
         </w:tc>
         <w:tc>
           <w:tcPr>
-            <w:tcW w:w="3685" w:type="dxa"/>
+            <w:tcW w:w="3969" w:type="dxa"/>
             <w:tcBorders>
               <w:top w:val="single" w:sz="8" w:space="0" w:color="000000"/>
               <w:left w:val="single" w:sz="8" w:space="0" w:color="000000"/>
@@ -9665,7 +9878,7 @@
           </w:tcPr>
           <w:p>
             <w:pPr>
-              <w:jc w:val="both"/>
+              <w:jc w:val="left"/>
               <w:rPr>
                 <w:sz w:val="24"/>
                 <w:szCs w:val="24"/>
@@ -9693,7 +9906,7 @@
           </w:tcPr>
           <w:p>
             <w:pPr>
-              <w:jc w:val="both"/>
+              <w:jc w:val="left"/>
               <w:rPr>
                 <w:sz w:val="24"/>
                 <w:szCs w:val="24"/>
@@ -9721,7 +9934,7 @@
           </w:tcPr>
           <w:p>
             <w:pPr>
-              <w:jc w:val="both"/>
+              <w:jc w:val="left"/>
               <w:rPr>
                 <w:sz w:val="24"/>
                 <w:szCs w:val="24"/>
@@ -9739,6 +9952,7 @@
       </w:tr>
       <w:tr>
         <w:trPr>
+          <w:cantSplit/>
           <w:jc w:val="center"/>
         </w:trPr>
         <w:tc>
@@ -9771,7 +9985,7 @@
         </w:tc>
         <w:tc>
           <w:tcPr>
-            <w:tcW w:w="3685" w:type="dxa"/>
+            <w:tcW w:w="3969" w:type="dxa"/>
             <w:tcBorders>
               <w:top w:val="single" w:sz="8" w:space="0" w:color="000000"/>
               <w:left w:val="single" w:sz="8" w:space="0" w:color="000000"/>
@@ -9810,7 +10024,7 @@
           </w:tcPr>
           <w:p>
             <w:pPr>
-              <w:jc w:val="both"/>
+              <w:jc w:val="left"/>
               <w:rPr>
                 <w:sz w:val="24"/>
                 <w:szCs w:val="24"/>
@@ -9838,7 +10052,7 @@
           </w:tcPr>
           <w:p>
             <w:pPr>
-              <w:jc w:val="both"/>
+              <w:jc w:val="left"/>
               <w:rPr>
                 <w:sz w:val="24"/>
                 <w:szCs w:val="24"/>
@@ -9866,7 +10080,7 @@
           </w:tcPr>
           <w:p>
             <w:pPr>
-              <w:jc w:val="both"/>
+              <w:jc w:val="left"/>
               <w:rPr>
                 <w:sz w:val="24"/>
                 <w:szCs w:val="24"/>
@@ -9884,6 +10098,7 @@
       </w:tr>
       <w:tr>
         <w:trPr>
+          <w:cantSplit/>
           <w:jc w:val="center"/>
         </w:trPr>
         <w:tc>
@@ -9916,7 +10131,7 @@
         </w:tc>
         <w:tc>
           <w:tcPr>
-            <w:tcW w:w="3685" w:type="dxa"/>
+            <w:tcW w:w="3969" w:type="dxa"/>
             <w:tcBorders>
               <w:top w:val="single" w:sz="8" w:space="0" w:color="000000"/>
               <w:left w:val="single" w:sz="8" w:space="0" w:color="000000"/>
@@ -9955,7 +10170,7 @@
           </w:tcPr>
           <w:p>
             <w:pPr>
-              <w:jc w:val="both"/>
+              <w:jc w:val="left"/>
               <w:rPr>
                 <w:sz w:val="24"/>
                 <w:szCs w:val="24"/>
@@ -9983,7 +10198,7 @@
           </w:tcPr>
           <w:p>
             <w:pPr>
-              <w:jc w:val="both"/>
+              <w:jc w:val="left"/>
               <w:rPr>
                 <w:sz w:val="24"/>
                 <w:szCs w:val="24"/>
@@ -10011,7 +10226,7 @@
           </w:tcPr>
           <w:p>
             <w:pPr>
-              <w:jc w:val="both"/>
+              <w:jc w:val="left"/>
               <w:rPr>
                 <w:sz w:val="24"/>
                 <w:szCs w:val="24"/>
@@ -10055,6 +10270,7 @@
     <w:p>
       <w:pPr>
         <w:pStyle w:val="Heading2"/>
+        <w:keepNext/>
         <w:numPr>
           <w:ilvl w:val="1"/>
           <w:numId w:val="7"/>
@@ -10080,6 +10296,8 @@
       </w:tblGrid>
       <w:tr>
         <w:trPr>
+          <w:cantSplit/>
+          <w:tblHeader/>
           <w:jc w:val="center"/>
         </w:trPr>
         <w:tc>
@@ -10095,6 +10313,7 @@
           </w:tcPr>
           <w:p>
             <w:pPr>
+              <w:keepNext/>
               <w:jc w:val="center"/>
               <w:rPr>
                 <w:sz w:val="24"/>
@@ -10125,6 +10344,7 @@
           </w:tcPr>
           <w:p>
             <w:pPr>
+              <w:keepNext/>
               <w:jc w:val="center"/>
               <w:rPr>
                 <w:sz w:val="24"/>
@@ -10145,6 +10365,7 @@
       </w:tr>
       <w:tr>
         <w:trPr>
+          <w:cantSplit/>
           <w:jc w:val="center"/>
         </w:trPr>
         <w:tc>
@@ -10205,6 +10426,7 @@
       </w:tr>
       <w:tr>
         <w:trPr>
+          <w:cantSplit/>
           <w:jc w:val="center"/>
         </w:trPr>
         <w:tc>
@@ -10305,6 +10527,8 @@
       </w:tblGrid>
       <w:tr>
         <w:trPr>
+          <w:cantSplit/>
+          <w:tblHeader/>
           <w:jc w:val="center"/>
         </w:trPr>
         <w:tc>
@@ -10320,6 +10544,7 @@
           </w:tcPr>
           <w:p>
             <w:pPr>
+              <w:keepNext/>
               <w:jc w:val="center"/>
               <w:rPr>
                 <w:sz w:val="24"/>
@@ -10350,6 +10575,7 @@
           </w:tcPr>
           <w:p>
             <w:pPr>
+              <w:keepNext/>
               <w:jc w:val="center"/>
               <w:rPr>
                 <w:sz w:val="24"/>
@@ -10380,6 +10606,7 @@
           </w:tcPr>
           <w:p>
             <w:pPr>
+              <w:keepNext/>
               <w:jc w:val="center"/>
               <w:rPr>
                 <w:sz w:val="24"/>
@@ -10410,6 +10637,7 @@
           </w:tcPr>
           <w:p>
             <w:pPr>
+              <w:keepNext/>
               <w:jc w:val="center"/>
               <w:rPr>
                 <w:sz w:val="24"/>
@@ -10430,6 +10658,7 @@
       </w:tr>
       <w:tr>
         <w:trPr>
+          <w:cantSplit/>
           <w:jc w:val="center"/>
         </w:trPr>
         <w:tc>
@@ -10500,7 +10729,7 @@
           </w:tcPr>
           <w:p>
             <w:pPr>
-              <w:jc w:val="both"/>
+              <w:jc w:val="left"/>
               <w:rPr>
                 <w:sz w:val="24"/>
                 <w:szCs w:val="24"/>
@@ -10528,7 +10757,7 @@
           </w:tcPr>
           <w:p>
             <w:pPr>
-              <w:jc w:val="both"/>
+              <w:jc w:val="left"/>
               <w:rPr>
                 <w:sz w:val="24"/>
                 <w:szCs w:val="24"/>
@@ -10546,6 +10775,7 @@
       </w:tr>
       <w:tr>
         <w:trPr>
+          <w:cantSplit/>
           <w:jc w:val="center"/>
         </w:trPr>
         <w:tc>
@@ -10616,7 +10846,7 @@
           </w:tcPr>
           <w:p>
             <w:pPr>
-              <w:jc w:val="both"/>
+              <w:jc w:val="left"/>
               <w:rPr>
                 <w:sz w:val="24"/>
                 <w:szCs w:val="24"/>
@@ -10644,7 +10874,7 @@
           </w:tcPr>
           <w:p>
             <w:pPr>
-              <w:jc w:val="both"/>
+              <w:jc w:val="left"/>
               <w:rPr>
                 <w:sz w:val="24"/>
                 <w:szCs w:val="24"/>
@@ -10662,6 +10892,7 @@
       </w:tr>
       <w:tr>
         <w:trPr>
+          <w:cantSplit/>
           <w:jc w:val="center"/>
         </w:trPr>
         <w:tc>
@@ -10732,7 +10963,7 @@
           </w:tcPr>
           <w:p>
             <w:pPr>
-              <w:jc w:val="both"/>
+              <w:jc w:val="left"/>
               <w:rPr>
                 <w:sz w:val="24"/>
                 <w:szCs w:val="24"/>
@@ -10760,7 +10991,7 @@
           </w:tcPr>
           <w:p>
             <w:pPr>
-              <w:jc w:val="both"/>
+              <w:jc w:val="left"/>
               <w:rPr>
                 <w:sz w:val="24"/>
                 <w:szCs w:val="24"/>
@@ -10778,6 +11009,7 @@
       </w:tr>
       <w:tr>
         <w:trPr>
+          <w:cantSplit/>
           <w:jc w:val="center"/>
         </w:trPr>
         <w:tc>
@@ -10848,7 +11080,7 @@
           </w:tcPr>
           <w:p>
             <w:pPr>
-              <w:jc w:val="both"/>
+              <w:jc w:val="left"/>
               <w:rPr>
                 <w:sz w:val="24"/>
                 <w:szCs w:val="24"/>
@@ -10876,7 +11108,7 @@
           </w:tcPr>
           <w:p>
             <w:pPr>
-              <w:jc w:val="both"/>
+              <w:jc w:val="left"/>
               <w:rPr>
                 <w:sz w:val="24"/>
                 <w:szCs w:val="24"/>
@@ -10951,12 +11183,13 @@
           <w:sz w:val="24"/>
           <w:szCs w:val="24"/>
         </w:rPr>
-        <w:t xml:space="preserve">Bagian C dipakai sesudah layanan diterima sebagai BAU.</w:t>
+        <w:t xml:space="preserve">Bagian C dipakai setelah layanan diterima sebagai BAU.</w:t>
       </w:r>
     </w:p>
     <w:p>
       <w:pPr>
         <w:pStyle w:val="Heading2"/>
+        <w:keepNext/>
         <w:numPr>
           <w:ilvl w:val="1"/>
           <w:numId w:val="7"/>
@@ -10982,6 +11215,8 @@
       </w:tblGrid>
       <w:tr>
         <w:trPr>
+          <w:cantSplit/>
+          <w:tblHeader/>
           <w:jc w:val="center"/>
         </w:trPr>
         <w:tc>
@@ -10997,6 +11232,7 @@
           </w:tcPr>
           <w:p>
             <w:pPr>
+              <w:keepNext/>
               <w:jc w:val="center"/>
               <w:rPr>
                 <w:sz w:val="24"/>
@@ -11027,6 +11263,7 @@
           </w:tcPr>
           <w:p>
             <w:pPr>
+              <w:keepNext/>
               <w:jc w:val="center"/>
               <w:rPr>
                 <w:sz w:val="24"/>
@@ -11047,6 +11284,7 @@
       </w:tr>
       <w:tr>
         <w:trPr>
+          <w:cantSplit/>
           <w:jc w:val="center"/>
         </w:trPr>
         <w:tc>
@@ -11107,6 +11345,7 @@
       </w:tr>
       <w:tr>
         <w:trPr>
+          <w:cantSplit/>
           <w:jc w:val="center"/>
         </w:trPr>
         <w:tc>
@@ -11167,6 +11406,7 @@
       </w:tr>
       <w:tr>
         <w:trPr>
+          <w:cantSplit/>
           <w:jc w:val="center"/>
         </w:trPr>
         <w:tc>
@@ -11227,6 +11467,7 @@
       </w:tr>
       <w:tr>
         <w:trPr>
+          <w:cantSplit/>
           <w:jc w:val="center"/>
         </w:trPr>
         <w:tc>
@@ -11287,6 +11528,7 @@
       </w:tr>
       <w:tr>
         <w:trPr>
+          <w:cantSplit/>
           <w:jc w:val="center"/>
         </w:trPr>
         <w:tc>
@@ -11347,6 +11589,7 @@
       </w:tr>
       <w:tr>
         <w:trPr>
+          <w:cantSplit/>
           <w:jc w:val="center"/>
         </w:trPr>
         <w:tc>
@@ -11433,6 +11676,7 @@
     <w:p>
       <w:pPr>
         <w:pStyle w:val="Heading2"/>
+        <w:keepNext/>
         <w:numPr>
           <w:ilvl w:val="1"/>
           <w:numId w:val="7"/>
@@ -11460,6 +11704,8 @@
       </w:tblGrid>
       <w:tr>
         <w:trPr>
+          <w:cantSplit/>
+          <w:tblHeader/>
           <w:jc w:val="center"/>
         </w:trPr>
         <w:tc>
@@ -11475,6 +11721,7 @@
           </w:tcPr>
           <w:p>
             <w:pPr>
+              <w:keepNext/>
               <w:jc w:val="center"/>
               <w:rPr>
                 <w:sz w:val="24"/>
@@ -11505,6 +11752,7 @@
           </w:tcPr>
           <w:p>
             <w:pPr>
+              <w:keepNext/>
               <w:jc w:val="center"/>
               <w:rPr>
                 <w:sz w:val="24"/>
@@ -11535,6 +11783,7 @@
           </w:tcPr>
           <w:p>
             <w:pPr>
+              <w:keepNext/>
               <w:jc w:val="center"/>
               <w:rPr>
                 <w:sz w:val="24"/>
@@ -11565,6 +11814,7 @@
           </w:tcPr>
           <w:p>
             <w:pPr>
+              <w:keepNext/>
               <w:jc w:val="center"/>
               <w:rPr>
                 <w:sz w:val="24"/>
@@ -11585,6 +11835,7 @@
       </w:tr>
       <w:tr>
         <w:trPr>
+          <w:cantSplit/>
           <w:jc w:val="center"/>
         </w:trPr>
         <w:tc>
@@ -11655,7 +11906,7 @@
           </w:tcPr>
           <w:p>
             <w:pPr>
-              <w:jc w:val="both"/>
+              <w:jc w:val="left"/>
               <w:rPr>
                 <w:sz w:val="24"/>
                 <w:szCs w:val="24"/>
@@ -11683,7 +11934,7 @@
           </w:tcPr>
           <w:p>
             <w:pPr>
-              <w:jc w:val="both"/>
+              <w:jc w:val="left"/>
               <w:rPr>
                 <w:sz w:val="24"/>
                 <w:szCs w:val="24"/>
@@ -11701,6 +11952,7 @@
       </w:tr>
       <w:tr>
         <w:trPr>
+          <w:cantSplit/>
           <w:jc w:val="center"/>
         </w:trPr>
         <w:tc>
@@ -11771,7 +12023,7 @@
           </w:tcPr>
           <w:p>
             <w:pPr>
-              <w:jc w:val="both"/>
+              <w:jc w:val="left"/>
               <w:rPr>
                 <w:sz w:val="24"/>
                 <w:szCs w:val="24"/>
@@ -11799,7 +12051,7 @@
           </w:tcPr>
           <w:p>
             <w:pPr>
-              <w:jc w:val="both"/>
+              <w:jc w:val="left"/>
               <w:rPr>
                 <w:sz w:val="24"/>
                 <w:szCs w:val="24"/>
@@ -11817,6 +12069,7 @@
       </w:tr>
       <w:tr>
         <w:trPr>
+          <w:cantSplit/>
           <w:jc w:val="center"/>
         </w:trPr>
         <w:tc>
@@ -11887,7 +12140,7 @@
           </w:tcPr>
           <w:p>
             <w:pPr>
-              <w:jc w:val="both"/>
+              <w:jc w:val="left"/>
               <w:rPr>
                 <w:sz w:val="24"/>
                 <w:szCs w:val="24"/>
@@ -11915,7 +12168,7 @@
           </w:tcPr>
           <w:p>
             <w:pPr>
-              <w:jc w:val="both"/>
+              <w:jc w:val="left"/>
               <w:rPr>
                 <w:sz w:val="24"/>
                 <w:szCs w:val="24"/>
@@ -11933,6 +12186,7 @@
       </w:tr>
       <w:tr>
         <w:trPr>
+          <w:cantSplit/>
           <w:jc w:val="center"/>
         </w:trPr>
         <w:tc>
@@ -12003,7 +12257,7 @@
           </w:tcPr>
           <w:p>
             <w:pPr>
-              <w:jc w:val="both"/>
+              <w:jc w:val="left"/>
               <w:rPr>
                 <w:sz w:val="24"/>
                 <w:szCs w:val="24"/>
@@ -12031,7 +12285,7 @@
           </w:tcPr>
           <w:p>
             <w:pPr>
-              <w:jc w:val="both"/>
+              <w:jc w:val="left"/>
               <w:rPr>
                 <w:sz w:val="24"/>
                 <w:szCs w:val="24"/>
@@ -12049,6 +12303,7 @@
       </w:tr>
       <w:tr>
         <w:trPr>
+          <w:cantSplit/>
           <w:jc w:val="center"/>
         </w:trPr>
         <w:tc>
@@ -12119,7 +12374,7 @@
           </w:tcPr>
           <w:p>
             <w:pPr>
-              <w:jc w:val="both"/>
+              <w:jc w:val="left"/>
               <w:rPr>
                 <w:sz w:val="24"/>
                 <w:szCs w:val="24"/>
@@ -12147,7 +12402,7 @@
           </w:tcPr>
           <w:p>
             <w:pPr>
-              <w:jc w:val="both"/>
+              <w:jc w:val="left"/>
               <w:rPr>
                 <w:sz w:val="24"/>
                 <w:szCs w:val="24"/>
@@ -12191,6 +12446,7 @@
     <w:p>
       <w:pPr>
         <w:pStyle w:val="Heading2"/>
+        <w:keepNext/>
         <w:numPr>
           <w:ilvl w:val="1"/>
           <w:numId w:val="7"/>
@@ -12218,6 +12474,8 @@
       </w:tblGrid>
       <w:tr>
         <w:trPr>
+          <w:cantSplit/>
+          <w:tblHeader/>
           <w:jc w:val="center"/>
         </w:trPr>
         <w:tc>
@@ -12233,6 +12491,7 @@
           </w:tcPr>
           <w:p>
             <w:pPr>
+              <w:keepNext/>
               <w:jc w:val="center"/>
               <w:rPr>
                 <w:sz w:val="24"/>
@@ -12263,6 +12522,7 @@
           </w:tcPr>
           <w:p>
             <w:pPr>
+              <w:keepNext/>
               <w:jc w:val="center"/>
               <w:rPr>
                 <w:sz w:val="24"/>
@@ -12293,6 +12553,7 @@
           </w:tcPr>
           <w:p>
             <w:pPr>
+              <w:keepNext/>
               <w:jc w:val="center"/>
               <w:rPr>
                 <w:sz w:val="24"/>
@@ -12323,6 +12584,7 @@
           </w:tcPr>
           <w:p>
             <w:pPr>
+              <w:keepNext/>
               <w:jc w:val="center"/>
               <w:rPr>
                 <w:sz w:val="24"/>
@@ -12343,7 +12605,9 @@
       </w:tr>
       <w:tr>
         <w:trPr>
+          <w:cantSplit/>
           <w:jc w:val="center"/>
+          <w:trHeight w:val="510" w:hRule="atLeast"/>
         </w:trPr>
         <w:tc>
           <w:tcPr>
@@ -12413,7 +12677,7 @@
           </w:tcPr>
           <w:p>
             <w:pPr>
-              <w:jc w:val="both"/>
+              <w:jc w:val="left"/>
               <w:rPr>
                 <w:sz w:val="24"/>
                 <w:szCs w:val="24"/>
@@ -12441,7 +12705,7 @@
           </w:tcPr>
           <w:p>
             <w:pPr>
-              <w:jc w:val="both"/>
+              <w:jc w:val="left"/>
               <w:rPr>
                 <w:sz w:val="24"/>
                 <w:szCs w:val="24"/>
@@ -12485,6 +12749,7 @@
     <w:p>
       <w:pPr>
         <w:pStyle w:val="Heading2"/>
+        <w:keepNext/>
         <w:numPr>
           <w:ilvl w:val="1"/>
           <w:numId w:val="7"/>
@@ -12512,6 +12777,8 @@
       </w:tblGrid>
       <w:tr>
         <w:trPr>
+          <w:cantSplit/>
+          <w:tblHeader/>
           <w:jc w:val="center"/>
         </w:trPr>
         <w:tc>
@@ -12527,6 +12794,7 @@
           </w:tcPr>
           <w:p>
             <w:pPr>
+              <w:keepNext/>
               <w:jc w:val="center"/>
               <w:rPr>
                 <w:sz w:val="24"/>
@@ -12557,6 +12825,7 @@
           </w:tcPr>
           <w:p>
             <w:pPr>
+              <w:keepNext/>
               <w:jc w:val="center"/>
               <w:rPr>
                 <w:sz w:val="24"/>
@@ -12587,6 +12856,7 @@
           </w:tcPr>
           <w:p>
             <w:pPr>
+              <w:keepNext/>
               <w:jc w:val="center"/>
               <w:rPr>
                 <w:sz w:val="24"/>
@@ -12617,6 +12887,7 @@
           </w:tcPr>
           <w:p>
             <w:pPr>
+              <w:keepNext/>
               <w:jc w:val="center"/>
               <w:rPr>
                 <w:sz w:val="24"/>
@@ -12637,7 +12908,9 @@
       </w:tr>
       <w:tr>
         <w:trPr>
+          <w:cantSplit/>
           <w:jc w:val="center"/>
+          <w:trHeight w:val="510" w:hRule="atLeast"/>
         </w:trPr>
         <w:tc>
           <w:tcPr>
@@ -12707,7 +12980,7 @@
           </w:tcPr>
           <w:p>
             <w:pPr>
-              <w:jc w:val="both"/>
+              <w:jc w:val="left"/>
               <w:rPr>
                 <w:sz w:val="24"/>
                 <w:szCs w:val="24"/>
@@ -12735,7 +13008,7 @@
           </w:tcPr>
           <w:p>
             <w:pPr>
-              <w:jc w:val="both"/>
+              <w:jc w:val="left"/>
               <w:rPr>
                 <w:sz w:val="24"/>
                 <w:szCs w:val="24"/>
@@ -12779,6 +13052,7 @@
     <w:p>
       <w:pPr>
         <w:pStyle w:val="Heading2"/>
+        <w:keepNext/>
         <w:numPr>
           <w:ilvl w:val="1"/>
           <w:numId w:val="7"/>
@@ -12804,6 +13078,8 @@
       </w:tblGrid>
       <w:tr>
         <w:trPr>
+          <w:cantSplit/>
+          <w:tblHeader/>
           <w:jc w:val="center"/>
         </w:trPr>
         <w:tc>
@@ -12819,6 +13095,7 @@
           </w:tcPr>
           <w:p>
             <w:pPr>
+              <w:keepNext/>
               <w:jc w:val="center"/>
               <w:rPr>
                 <w:sz w:val="24"/>
@@ -12849,6 +13126,7 @@
           </w:tcPr>
           <w:p>
             <w:pPr>
+              <w:keepNext/>
               <w:jc w:val="center"/>
               <w:rPr>
                 <w:sz w:val="24"/>
@@ -12869,6 +13147,7 @@
       </w:tr>
       <w:tr>
         <w:trPr>
+          <w:cantSplit/>
           <w:jc w:val="center"/>
         </w:trPr>
         <w:tc>
@@ -12929,6 +13208,7 @@
       </w:tr>
       <w:tr>
         <w:trPr>
+          <w:cantSplit/>
           <w:jc w:val="center"/>
         </w:trPr>
         <w:tc>
@@ -12989,6 +13269,7 @@
       </w:tr>
       <w:tr>
         <w:trPr>
+          <w:cantSplit/>
           <w:jc w:val="center"/>
         </w:trPr>
         <w:tc>
@@ -13089,6 +13370,8 @@
       </w:tblGrid>
       <w:tr>
         <w:trPr>
+          <w:cantSplit/>
+          <w:tblHeader/>
           <w:jc w:val="center"/>
         </w:trPr>
         <w:tc>
@@ -13104,6 +13387,7 @@
           </w:tcPr>
           <w:p>
             <w:pPr>
+              <w:keepNext/>
               <w:jc w:val="center"/>
               <w:rPr>
                 <w:sz w:val="24"/>
@@ -13134,6 +13418,7 @@
           </w:tcPr>
           <w:p>
             <w:pPr>
+              <w:keepNext/>
               <w:jc w:val="center"/>
               <w:rPr>
                 <w:sz w:val="24"/>
@@ -13164,6 +13449,7 @@
           </w:tcPr>
           <w:p>
             <w:pPr>
+              <w:keepNext/>
               <w:jc w:val="center"/>
               <w:rPr>
                 <w:sz w:val="24"/>
@@ -13194,6 +13480,7 @@
           </w:tcPr>
           <w:p>
             <w:pPr>
+              <w:keepNext/>
               <w:jc w:val="center"/>
               <w:rPr>
                 <w:sz w:val="24"/>
@@ -13214,6 +13501,7 @@
       </w:tr>
       <w:tr>
         <w:trPr>
+          <w:cantSplit/>
           <w:jc w:val="center"/>
         </w:trPr>
         <w:tc>
@@ -13284,7 +13572,7 @@
           </w:tcPr>
           <w:p>
             <w:pPr>
-              <w:jc w:val="both"/>
+              <w:jc w:val="left"/>
               <w:rPr>
                 <w:sz w:val="24"/>
                 <w:szCs w:val="24"/>
@@ -13312,7 +13600,7 @@
           </w:tcPr>
           <w:p>
             <w:pPr>
-              <w:jc w:val="both"/>
+              <w:jc w:val="left"/>
               <w:rPr>
                 <w:sz w:val="24"/>
                 <w:szCs w:val="24"/>
@@ -13330,6 +13618,7 @@
       </w:tr>
       <w:tr>
         <w:trPr>
+          <w:cantSplit/>
           <w:jc w:val="center"/>
         </w:trPr>
         <w:tc>
@@ -13400,7 +13689,7 @@
           </w:tcPr>
           <w:p>
             <w:pPr>
-              <w:jc w:val="both"/>
+              <w:jc w:val="left"/>
               <w:rPr>
                 <w:sz w:val="24"/>
                 <w:szCs w:val="24"/>
@@ -13428,7 +13717,7 @@
           </w:tcPr>
           <w:p>
             <w:pPr>
-              <w:jc w:val="both"/>
+              <w:jc w:val="left"/>
               <w:rPr>
                 <w:sz w:val="24"/>
                 <w:szCs w:val="24"/>
@@ -13472,6 +13761,7 @@
     <w:p>
       <w:pPr>
         <w:pStyle w:val="Heading1"/>
+        <w:keepNext/>
         <w:numPr>
           <w:ilvl w:val="0"/>
           <w:numId w:val="7"/>
@@ -13492,27 +13782,30 @@
         <w:tblLook w:val="0400" w:firstRow="0" w:lastRow="0" w:firstColumn="0" w:lastColumn="0" w:noHBand="0" w:noVBand="1"/>
       </w:tblPr>
       <w:tblGrid>
-        <w:gridCol w:w="2721"/>
-        <w:gridCol w:w="3685"/>
-        <w:gridCol w:w="2381"/>
+        <w:gridCol w:w="2154"/>
+        <w:gridCol w:w="3969"/>
+        <w:gridCol w:w="2948"/>
       </w:tblGrid>
       <w:tr>
         <w:trPr>
+          <w:cantSplit/>
+          <w:tblHeader/>
           <w:jc w:val="center"/>
         </w:trPr>
         <w:tc>
           <w:tcPr>
-            <w:tcW w:w="2721" w:type="dxa"/>
-            <w:tcBorders>
-              <w:top w:val="single" w:sz="8" w:space="0" w:color="000000"/>
-              <w:left w:val="single" w:sz="8" w:space="0" w:color="000000"/>
-              <w:bottom w:val="single" w:sz="8" w:space="0" w:color="000000"/>
-              <w:right w:val="single" w:sz="8" w:space="0" w:color="000000"/>
-            </w:tcBorders>
-            <w:vAlign w:val="center"/>
-          </w:tcPr>
-          <w:p>
-            <w:pPr>
+            <w:tcW w:w="2154" w:type="dxa"/>
+            <w:tcBorders>
+              <w:top w:val="single" w:sz="8" w:space="0" w:color="000000"/>
+              <w:left w:val="single" w:sz="8" w:space="0" w:color="000000"/>
+              <w:bottom w:val="single" w:sz="8" w:space="0" w:color="000000"/>
+              <w:right w:val="single" w:sz="8" w:space="0" w:color="000000"/>
+            </w:tcBorders>
+            <w:vAlign w:val="center"/>
+          </w:tcPr>
+          <w:p>
+            <w:pPr>
+              <w:keepNext/>
               <w:jc w:val="center"/>
               <w:rPr>
                 <w:sz w:val="24"/>
@@ -13532,17 +13825,18 @@
         </w:tc>
         <w:tc>
           <w:tcPr>
-            <w:tcW w:w="3685" w:type="dxa"/>
-            <w:tcBorders>
-              <w:top w:val="single" w:sz="8" w:space="0" w:color="000000"/>
-              <w:left w:val="single" w:sz="8" w:space="0" w:color="000000"/>
-              <w:bottom w:val="single" w:sz="8" w:space="0" w:color="000000"/>
-              <w:right w:val="single" w:sz="8" w:space="0" w:color="000000"/>
-            </w:tcBorders>
-            <w:vAlign w:val="center"/>
-          </w:tcPr>
-          <w:p>
-            <w:pPr>
+            <w:tcW w:w="3969" w:type="dxa"/>
+            <w:tcBorders>
+              <w:top w:val="single" w:sz="8" w:space="0" w:color="000000"/>
+              <w:left w:val="single" w:sz="8" w:space="0" w:color="000000"/>
+              <w:bottom w:val="single" w:sz="8" w:space="0" w:color="000000"/>
+              <w:right w:val="single" w:sz="8" w:space="0" w:color="000000"/>
+            </w:tcBorders>
+            <w:vAlign w:val="center"/>
+          </w:tcPr>
+          <w:p>
+            <w:pPr>
+              <w:keepNext/>
               <w:jc w:val="center"/>
               <w:rPr>
                 <w:sz w:val="24"/>
@@ -13562,17 +13856,18 @@
         </w:tc>
         <w:tc>
           <w:tcPr>
-            <w:tcW w:w="2381" w:type="dxa"/>
-            <w:tcBorders>
-              <w:top w:val="single" w:sz="8" w:space="0" w:color="000000"/>
-              <w:left w:val="single" w:sz="8" w:space="0" w:color="000000"/>
-              <w:bottom w:val="single" w:sz="8" w:space="0" w:color="000000"/>
-              <w:right w:val="single" w:sz="8" w:space="0" w:color="000000"/>
-            </w:tcBorders>
-            <w:vAlign w:val="center"/>
-          </w:tcPr>
-          <w:p>
-            <w:pPr>
+            <w:tcW w:w="2948" w:type="dxa"/>
+            <w:tcBorders>
+              <w:top w:val="single" w:sz="8" w:space="0" w:color="000000"/>
+              <w:left w:val="single" w:sz="8" w:space="0" w:color="000000"/>
+              <w:bottom w:val="single" w:sz="8" w:space="0" w:color="000000"/>
+              <w:right w:val="single" w:sz="8" w:space="0" w:color="000000"/>
+            </w:tcBorders>
+            <w:vAlign w:val="center"/>
+          </w:tcPr>
+          <w:p>
+            <w:pPr>
+              <w:keepNext/>
               <w:jc w:val="center"/>
               <w:rPr>
                 <w:sz w:val="24"/>
@@ -13593,11 +13888,12 @@
       </w:tr>
       <w:tr>
         <w:trPr>
+          <w:cantSplit/>
           <w:jc w:val="center"/>
         </w:trPr>
         <w:tc>
           <w:tcPr>
-            <w:tcW w:w="2721" w:type="dxa"/>
+            <w:tcW w:w="2154" w:type="dxa"/>
             <w:tcBorders>
               <w:top w:val="single" w:sz="8" w:space="0" w:color="000000"/>
               <w:left w:val="single" w:sz="8" w:space="0" w:color="000000"/>
@@ -13625,7 +13921,7 @@
         </w:tc>
         <w:tc>
           <w:tcPr>
-            <w:tcW w:w="3685" w:type="dxa"/>
+            <w:tcW w:w="3969" w:type="dxa"/>
             <w:tcBorders>
               <w:top w:val="single" w:sz="8" w:space="0" w:color="000000"/>
               <w:left w:val="single" w:sz="8" w:space="0" w:color="000000"/>
@@ -13653,18 +13949,18 @@
         </w:tc>
         <w:tc>
           <w:tcPr>
-            <w:tcW w:w="2381" w:type="dxa"/>
-            <w:tcBorders>
-              <w:top w:val="single" w:sz="8" w:space="0" w:color="000000"/>
-              <w:left w:val="single" w:sz="8" w:space="0" w:color="000000"/>
-              <w:bottom w:val="single" w:sz="8" w:space="0" w:color="000000"/>
-              <w:right w:val="single" w:sz="8" w:space="0" w:color="000000"/>
-            </w:tcBorders>
-            <w:vAlign w:val="center"/>
-          </w:tcPr>
-          <w:p>
-            <w:pPr>
-              <w:jc w:val="both"/>
+            <w:tcW w:w="2948" w:type="dxa"/>
+            <w:tcBorders>
+              <w:top w:val="single" w:sz="8" w:space="0" w:color="000000"/>
+              <w:left w:val="single" w:sz="8" w:space="0" w:color="000000"/>
+              <w:bottom w:val="single" w:sz="8" w:space="0" w:color="000000"/>
+              <w:right w:val="single" w:sz="8" w:space="0" w:color="000000"/>
+            </w:tcBorders>
+            <w:vAlign w:val="center"/>
+          </w:tcPr>
+          <w:p>
+            <w:pPr>
+              <w:jc w:val="left"/>
               <w:rPr>
                 <w:sz w:val="24"/>
                 <w:szCs w:val="24"/>
@@ -13683,11 +13979,12 @@
       </w:tr>
       <w:tr>
         <w:trPr>
+          <w:cantSplit/>
           <w:jc w:val="center"/>
         </w:trPr>
         <w:tc>
           <w:tcPr>
-            <w:tcW w:w="2721" w:type="dxa"/>
+            <w:tcW w:w="2154" w:type="dxa"/>
             <w:tcBorders>
               <w:top w:val="single" w:sz="8" w:space="0" w:color="000000"/>
               <w:left w:val="single" w:sz="8" w:space="0" w:color="000000"/>
@@ -13715,46 +14012,46 @@
         </w:tc>
         <w:tc>
           <w:tcPr>
-            <w:tcW w:w="3685" w:type="dxa"/>
-            <w:tcBorders>
-              <w:top w:val="single" w:sz="8" w:space="0" w:color="000000"/>
-              <w:left w:val="single" w:sz="8" w:space="0" w:color="000000"/>
-              <w:bottom w:val="single" w:sz="8" w:space="0" w:color="000000"/>
-              <w:right w:val="single" w:sz="8" w:space="0" w:color="000000"/>
-            </w:tcBorders>
-            <w:vAlign w:val="center"/>
-          </w:tcPr>
-          <w:p>
-            <w:pPr>
-              <w:rPr>
-                <w:sz w:val="24"/>
-                <w:szCs w:val="24"/>
-              </w:rPr>
-            </w:pPr>
-            <w:r>
-              <w:rPr>
-                <w:b w:val="0"/>
-                <w:sz w:val="24"/>
-                <w:szCs w:val="24"/>
-              </w:rPr>
-              <w:t>Mengisi ulang status butir yang berubah di Bagian B, lalu memutuskan G3 kembali pada form yang sama (USULAN).</w:t>
-            </w:r>
-          </w:p>
-        </w:tc>
-        <w:tc>
-          <w:tcPr>
-            <w:tcW w:w="2381" w:type="dxa"/>
-            <w:tcBorders>
-              <w:top w:val="single" w:sz="8" w:space="0" w:color="000000"/>
-              <w:left w:val="single" w:sz="8" w:space="0" w:color="000000"/>
-              <w:bottom w:val="single" w:sz="8" w:space="0" w:color="000000"/>
-              <w:right w:val="single" w:sz="8" w:space="0" w:color="000000"/>
-            </w:tcBorders>
-            <w:vAlign w:val="center"/>
-          </w:tcPr>
-          <w:p>
-            <w:pPr>
-              <w:jc w:val="both"/>
+            <w:tcW w:w="3969" w:type="dxa"/>
+            <w:tcBorders>
+              <w:top w:val="single" w:sz="8" w:space="0" w:color="000000"/>
+              <w:left w:val="single" w:sz="8" w:space="0" w:color="000000"/>
+              <w:bottom w:val="single" w:sz="8" w:space="0" w:color="000000"/>
+              <w:right w:val="single" w:sz="8" w:space="0" w:color="000000"/>
+            </w:tcBorders>
+            <w:vAlign w:val="center"/>
+          </w:tcPr>
+          <w:p>
+            <w:pPr>
+              <w:rPr>
+                <w:sz w:val="24"/>
+                <w:szCs w:val="24"/>
+              </w:rPr>
+            </w:pPr>
+            <w:r>
+              <w:rPr>
+                <w:b w:val="0"/>
+                <w:sz w:val="24"/>
+                <w:szCs w:val="24"/>
+              </w:rPr>
+              <w:t>Memperbarui status butir Bagian B yang berubah, lalu memutuskan ulang G3 pada form yang sama (USULAN).</w:t>
+            </w:r>
+          </w:p>
+        </w:tc>
+        <w:tc>
+          <w:tcPr>
+            <w:tcW w:w="2948" w:type="dxa"/>
+            <w:tcBorders>
+              <w:top w:val="single" w:sz="8" w:space="0" w:color="000000"/>
+              <w:left w:val="single" w:sz="8" w:space="0" w:color="000000"/>
+              <w:bottom w:val="single" w:sz="8" w:space="0" w:color="000000"/>
+              <w:right w:val="single" w:sz="8" w:space="0" w:color="000000"/>
+            </w:tcBorders>
+            <w:vAlign w:val="center"/>
+          </w:tcPr>
+          <w:p>
+            <w:pPr>
+              <w:jc w:val="left"/>
               <w:rPr>
                 <w:sz w:val="24"/>
                 <w:szCs w:val="24"/>
@@ -13773,11 +14070,12 @@
       </w:tr>
       <w:tr>
         <w:trPr>
+          <w:cantSplit/>
           <w:jc w:val="center"/>
         </w:trPr>
         <w:tc>
           <w:tcPr>
-            <w:tcW w:w="2721" w:type="dxa"/>
+            <w:tcW w:w="2154" w:type="dxa"/>
             <w:tcBorders>
               <w:top w:val="single" w:sz="8" w:space="0" w:color="000000"/>
               <w:left w:val="single" w:sz="8" w:space="0" w:color="000000"/>
@@ -13805,46 +14103,46 @@
         </w:tc>
         <w:tc>
           <w:tcPr>
-            <w:tcW w:w="3685" w:type="dxa"/>
-            <w:tcBorders>
-              <w:top w:val="single" w:sz="8" w:space="0" w:color="000000"/>
-              <w:left w:val="single" w:sz="8" w:space="0" w:color="000000"/>
-              <w:bottom w:val="single" w:sz="8" w:space="0" w:color="000000"/>
-              <w:right w:val="single" w:sz="8" w:space="0" w:color="000000"/>
-            </w:tcBorders>
-            <w:vAlign w:val="center"/>
-          </w:tcPr>
-          <w:p>
-            <w:pPr>
-              <w:rPr>
-                <w:sz w:val="24"/>
-                <w:szCs w:val="24"/>
-              </w:rPr>
-            </w:pPr>
-            <w:r>
-              <w:rPr>
-                <w:b w:val="0"/>
-                <w:sz w:val="24"/>
-                <w:szCs w:val="24"/>
-              </w:rPr>
-              <w:t>Memeriksa monitoring NOC dan uji alert seperti biasa dan mengisi status butir 3 dari hasilnya. Unsur SIEM ditulis tidak berlaku beserta alasannya di kolom Bukti atau referensi (P8, P9).</w:t>
-            </w:r>
-          </w:p>
-        </w:tc>
-        <w:tc>
-          <w:tcPr>
-            <w:tcW w:w="2381" w:type="dxa"/>
-            <w:tcBorders>
-              <w:top w:val="single" w:sz="8" w:space="0" w:color="000000"/>
-              <w:left w:val="single" w:sz="8" w:space="0" w:color="000000"/>
-              <w:bottom w:val="single" w:sz="8" w:space="0" w:color="000000"/>
-              <w:right w:val="single" w:sz="8" w:space="0" w:color="000000"/>
-            </w:tcBorders>
-            <w:vAlign w:val="center"/>
-          </w:tcPr>
-          <w:p>
-            <w:pPr>
-              <w:jc w:val="both"/>
+            <w:tcW w:w="3969" w:type="dxa"/>
+            <w:tcBorders>
+              <w:top w:val="single" w:sz="8" w:space="0" w:color="000000"/>
+              <w:left w:val="single" w:sz="8" w:space="0" w:color="000000"/>
+              <w:bottom w:val="single" w:sz="8" w:space="0" w:color="000000"/>
+              <w:right w:val="single" w:sz="8" w:space="0" w:color="000000"/>
+            </w:tcBorders>
+            <w:vAlign w:val="center"/>
+          </w:tcPr>
+          <w:p>
+            <w:pPr>
+              <w:rPr>
+                <w:sz w:val="24"/>
+                <w:szCs w:val="24"/>
+              </w:rPr>
+            </w:pPr>
+            <w:r>
+              <w:rPr>
+                <w:b w:val="0"/>
+                <w:sz w:val="24"/>
+                <w:szCs w:val="24"/>
+              </w:rPr>
+              <w:t>Mengisi status butir 3 dari hasil pemeriksaan monitoring NOC dan uji alert. Unsur SIEM ditulis tidak berlaku beserta alasannya di kolom Bukti atau referensi (P8, P9).</w:t>
+            </w:r>
+          </w:p>
+        </w:tc>
+        <w:tc>
+          <w:tcPr>
+            <w:tcW w:w="2948" w:type="dxa"/>
+            <w:tcBorders>
+              <w:top w:val="single" w:sz="8" w:space="0" w:color="000000"/>
+              <w:left w:val="single" w:sz="8" w:space="0" w:color="000000"/>
+              <w:bottom w:val="single" w:sz="8" w:space="0" w:color="000000"/>
+              <w:right w:val="single" w:sz="8" w:space="0" w:color="000000"/>
+            </w:tcBorders>
+            <w:vAlign w:val="center"/>
+          </w:tcPr>
+          <w:p>
+            <w:pPr>
+              <w:jc w:val="left"/>
               <w:rPr>
                 <w:sz w:val="24"/>
                 <w:szCs w:val="24"/>
@@ -13863,11 +14161,12 @@
       </w:tr>
       <w:tr>
         <w:trPr>
+          <w:cantSplit/>
           <w:jc w:val="center"/>
         </w:trPr>
         <w:tc>
           <w:tcPr>
-            <w:tcW w:w="2721" w:type="dxa"/>
+            <w:tcW w:w="2154" w:type="dxa"/>
             <w:tcBorders>
               <w:top w:val="single" w:sz="8" w:space="0" w:color="000000"/>
               <w:left w:val="single" w:sz="8" w:space="0" w:color="000000"/>
@@ -13895,46 +14194,46 @@
         </w:tc>
         <w:tc>
           <w:tcPr>
-            <w:tcW w:w="3685" w:type="dxa"/>
-            <w:tcBorders>
-              <w:top w:val="single" w:sz="8" w:space="0" w:color="000000"/>
-              <w:left w:val="single" w:sz="8" w:space="0" w:color="000000"/>
-              <w:bottom w:val="single" w:sz="8" w:space="0" w:color="000000"/>
-              <w:right w:val="single" w:sz="8" w:space="0" w:color="000000"/>
-            </w:tcBorders>
-            <w:vAlign w:val="center"/>
-          </w:tcPr>
-          <w:p>
-            <w:pPr>
-              <w:rPr>
-                <w:sz w:val="24"/>
-                <w:szCs w:val="24"/>
-              </w:rPr>
-            </w:pPr>
-            <w:r>
-              <w:rPr>
-                <w:b w:val="0"/>
-                <w:sz w:val="24"/>
-                <w:szCs w:val="24"/>
-              </w:rPr>
-              <w:t>Mengisi Tidak berlaku dan menulis alasannya di kolom Bukti atau referensi (P8, P9).</w:t>
-            </w:r>
-          </w:p>
-        </w:tc>
-        <w:tc>
-          <w:tcPr>
-            <w:tcW w:w="2381" w:type="dxa"/>
-            <w:tcBorders>
-              <w:top w:val="single" w:sz="8" w:space="0" w:color="000000"/>
-              <w:left w:val="single" w:sz="8" w:space="0" w:color="000000"/>
-              <w:bottom w:val="single" w:sz="8" w:space="0" w:color="000000"/>
-              <w:right w:val="single" w:sz="8" w:space="0" w:color="000000"/>
-            </w:tcBorders>
-            <w:vAlign w:val="center"/>
-          </w:tcPr>
-          <w:p>
-            <w:pPr>
-              <w:jc w:val="both"/>
+            <w:tcW w:w="3969" w:type="dxa"/>
+            <w:tcBorders>
+              <w:top w:val="single" w:sz="8" w:space="0" w:color="000000"/>
+              <w:left w:val="single" w:sz="8" w:space="0" w:color="000000"/>
+              <w:bottom w:val="single" w:sz="8" w:space="0" w:color="000000"/>
+              <w:right w:val="single" w:sz="8" w:space="0" w:color="000000"/>
+            </w:tcBorders>
+            <w:vAlign w:val="center"/>
+          </w:tcPr>
+          <w:p>
+            <w:pPr>
+              <w:rPr>
+                <w:sz w:val="24"/>
+                <w:szCs w:val="24"/>
+              </w:rPr>
+            </w:pPr>
+            <w:r>
+              <w:rPr>
+                <w:b w:val="0"/>
+                <w:sz w:val="24"/>
+                <w:szCs w:val="24"/>
+              </w:rPr>
+              <w:t>Mengisi Tidak berlaku beserta alasannya di kolom Bukti atau referensi (P8, P9).</w:t>
+            </w:r>
+          </w:p>
+        </w:tc>
+        <w:tc>
+          <w:tcPr>
+            <w:tcW w:w="2948" w:type="dxa"/>
+            <w:tcBorders>
+              <w:top w:val="single" w:sz="8" w:space="0" w:color="000000"/>
+              <w:left w:val="single" w:sz="8" w:space="0" w:color="000000"/>
+              <w:bottom w:val="single" w:sz="8" w:space="0" w:color="000000"/>
+              <w:right w:val="single" w:sz="8" w:space="0" w:color="000000"/>
+            </w:tcBorders>
+            <w:vAlign w:val="center"/>
+          </w:tcPr>
+          <w:p>
+            <w:pPr>
+              <w:jc w:val="left"/>
               <w:rPr>
                 <w:sz w:val="24"/>
                 <w:szCs w:val="24"/>
@@ -13953,11 +14252,12 @@
       </w:tr>
       <w:tr>
         <w:trPr>
+          <w:cantSplit/>
           <w:jc w:val="center"/>
         </w:trPr>
         <w:tc>
           <w:tcPr>
-            <w:tcW w:w="2721" w:type="dxa"/>
+            <w:tcW w:w="2154" w:type="dxa"/>
             <w:tcBorders>
               <w:top w:val="single" w:sz="8" w:space="0" w:color="000000"/>
               <w:left w:val="single" w:sz="8" w:space="0" w:color="000000"/>
@@ -13985,7 +14285,7 @@
         </w:tc>
         <w:tc>
           <w:tcPr>
-            <w:tcW w:w="3685" w:type="dxa"/>
+            <w:tcW w:w="3969" w:type="dxa"/>
             <w:tcBorders>
               <w:top w:val="single" w:sz="8" w:space="0" w:color="000000"/>
               <w:left w:val="single" w:sz="8" w:space="0" w:color="000000"/>
@@ -14013,18 +14313,18 @@
         </w:tc>
         <w:tc>
           <w:tcPr>
-            <w:tcW w:w="2381" w:type="dxa"/>
-            <w:tcBorders>
-              <w:top w:val="single" w:sz="8" w:space="0" w:color="000000"/>
-              <w:left w:val="single" w:sz="8" w:space="0" w:color="000000"/>
-              <w:bottom w:val="single" w:sz="8" w:space="0" w:color="000000"/>
-              <w:right w:val="single" w:sz="8" w:space="0" w:color="000000"/>
-            </w:tcBorders>
-            <w:vAlign w:val="center"/>
-          </w:tcPr>
-          <w:p>
-            <w:pPr>
-              <w:jc w:val="both"/>
+            <w:tcW w:w="2948" w:type="dxa"/>
+            <w:tcBorders>
+              <w:top w:val="single" w:sz="8" w:space="0" w:color="000000"/>
+              <w:left w:val="single" w:sz="8" w:space="0" w:color="000000"/>
+              <w:bottom w:val="single" w:sz="8" w:space="0" w:color="000000"/>
+              <w:right w:val="single" w:sz="8" w:space="0" w:color="000000"/>
+            </w:tcBorders>
+            <w:vAlign w:val="center"/>
+          </w:tcPr>
+          <w:p>
+            <w:pPr>
+              <w:jc w:val="left"/>
               <w:rPr>
                 <w:sz w:val="24"/>
                 <w:szCs w:val="24"/>
@@ -14043,11 +14343,12 @@
       </w:tr>
       <w:tr>
         <w:trPr>
+          <w:cantSplit/>
           <w:jc w:val="center"/>
         </w:trPr>
         <w:tc>
           <w:tcPr>
-            <w:tcW w:w="2721" w:type="dxa"/>
+            <w:tcW w:w="2154" w:type="dxa"/>
             <w:tcBorders>
               <w:top w:val="single" w:sz="8" w:space="0" w:color="000000"/>
               <w:left w:val="single" w:sz="8" w:space="0" w:color="000000"/>
@@ -14075,46 +14376,46 @@
         </w:tc>
         <w:tc>
           <w:tcPr>
-            <w:tcW w:w="3685" w:type="dxa"/>
-            <w:tcBorders>
-              <w:top w:val="single" w:sz="8" w:space="0" w:color="000000"/>
-              <w:left w:val="single" w:sz="8" w:space="0" w:color="000000"/>
-              <w:bottom w:val="single" w:sz="8" w:space="0" w:color="000000"/>
-              <w:right w:val="single" w:sz="8" w:space="0" w:color="000000"/>
-            </w:tcBorders>
-            <w:vAlign w:val="center"/>
-          </w:tcPr>
-          <w:p>
-            <w:pPr>
-              <w:rPr>
-                <w:sz w:val="24"/>
-                <w:szCs w:val="24"/>
-              </w:rPr>
-            </w:pPr>
-            <w:r>
-              <w:rPr>
-                <w:b w:val="0"/>
-                <w:sz w:val="24"/>
-                <w:szCs w:val="24"/>
-              </w:rPr>
-              <w:t>Mengisi Status Diterima dengan catatan dan menulis isu sisa beserta pemilik dan target selesai di Bagian A. Isu yang masih terbuka saat penutupan ditulis di tabel Isu sisa dan pemiliknya di Bagian C.</w:t>
-            </w:r>
-          </w:p>
-        </w:tc>
-        <w:tc>
-          <w:tcPr>
-            <w:tcW w:w="2381" w:type="dxa"/>
-            <w:tcBorders>
-              <w:top w:val="single" w:sz="8" w:space="0" w:color="000000"/>
-              <w:left w:val="single" w:sz="8" w:space="0" w:color="000000"/>
-              <w:bottom w:val="single" w:sz="8" w:space="0" w:color="000000"/>
-              <w:right w:val="single" w:sz="8" w:space="0" w:color="000000"/>
-            </w:tcBorders>
-            <w:vAlign w:val="center"/>
-          </w:tcPr>
-          <w:p>
-            <w:pPr>
-              <w:jc w:val="both"/>
+            <w:tcW w:w="3969" w:type="dxa"/>
+            <w:tcBorders>
+              <w:top w:val="single" w:sz="8" w:space="0" w:color="000000"/>
+              <w:left w:val="single" w:sz="8" w:space="0" w:color="000000"/>
+              <w:bottom w:val="single" w:sz="8" w:space="0" w:color="000000"/>
+              <w:right w:val="single" w:sz="8" w:space="0" w:color="000000"/>
+            </w:tcBorders>
+            <w:vAlign w:val="center"/>
+          </w:tcPr>
+          <w:p>
+            <w:pPr>
+              <w:rPr>
+                <w:sz w:val="24"/>
+                <w:szCs w:val="24"/>
+              </w:rPr>
+            </w:pPr>
+            <w:r>
+              <w:rPr>
+                <w:b w:val="0"/>
+                <w:sz w:val="24"/>
+                <w:szCs w:val="24"/>
+              </w:rPr>
+              <w:t>Mengisi Status Diterima dengan catatan serta isu sisa, pemilik, dan target selesai di Bagian A. Isu yang belum selesai saat penutupan ditulis di tabel Isu sisa dan pemiliknya (Bagian C).</w:t>
+            </w:r>
+          </w:p>
+        </w:tc>
+        <w:tc>
+          <w:tcPr>
+            <w:tcW w:w="2948" w:type="dxa"/>
+            <w:tcBorders>
+              <w:top w:val="single" w:sz="8" w:space="0" w:color="000000"/>
+              <w:left w:val="single" w:sz="8" w:space="0" w:color="000000"/>
+              <w:bottom w:val="single" w:sz="8" w:space="0" w:color="000000"/>
+              <w:right w:val="single" w:sz="8" w:space="0" w:color="000000"/>
+            </w:tcBorders>
+            <w:vAlign w:val="center"/>
+          </w:tcPr>
+          <w:p>
+            <w:pPr>
+              <w:jc w:val="left"/>
               <w:rPr>
                 <w:sz w:val="24"/>
                 <w:szCs w:val="24"/>
@@ -14171,6 +14472,7 @@
     </w:p>
     <w:p>
       <w:pPr>
+        <w:keepNext/>
         <w:pBdr>
           <w:top w:val="nil"/>
           <w:left w:val="nil"/>
@@ -14190,7 +14492,7 @@
           <w:sz w:val="24"/>
           <w:szCs w:val="24"/>
         </w:rPr>
-        <w:t xml:space="preserve">Baru lokasi BAST original yang ditetapkan, yaitu Drive. Folder checklist G3 dan laporan penutupan sama dengan folder BAST (USULAN). Pemilik semua rekaman di tabel ini adalah Service Delivery Manager (USULAN).</w:t>
+        <w:t xml:space="preserve">BAST original disimpan di Drive. Checklist G3 dan laporan penutupan disimpan di folder BAST yang sama (USULAN). Pemilik semua record adalah Service Delivery Manager (USULAN).</w:t>
       </w:r>
     </w:p>
     <w:tbl>
@@ -14203,27 +14505,30 @@
         <w:tblLook w:val="0400" w:firstRow="0" w:lastRow="0" w:firstColumn="0" w:lastColumn="0" w:noHBand="0" w:noVBand="1"/>
       </w:tblPr>
       <w:tblGrid>
-        <w:gridCol w:w="2835"/>
-        <w:gridCol w:w="3969"/>
+        <w:gridCol w:w="2551"/>
+        <w:gridCol w:w="4536"/>
         <w:gridCol w:w="1984"/>
       </w:tblGrid>
       <w:tr>
         <w:trPr>
+          <w:cantSplit/>
+          <w:tblHeader/>
           <w:jc w:val="center"/>
         </w:trPr>
         <w:tc>
           <w:tcPr>
-            <w:tcW w:w="2835" w:type="dxa"/>
-            <w:tcBorders>
-              <w:top w:val="single" w:sz="8" w:space="0" w:color="000000"/>
-              <w:left w:val="single" w:sz="8" w:space="0" w:color="000000"/>
-              <w:bottom w:val="single" w:sz="8" w:space="0" w:color="000000"/>
-              <w:right w:val="single" w:sz="8" w:space="0" w:color="000000"/>
-            </w:tcBorders>
-            <w:vAlign w:val="center"/>
-          </w:tcPr>
-          <w:p>
-            <w:pPr>
+            <w:tcW w:w="2551" w:type="dxa"/>
+            <w:tcBorders>
+              <w:top w:val="single" w:sz="8" w:space="0" w:color="000000"/>
+              <w:left w:val="single" w:sz="8" w:space="0" w:color="000000"/>
+              <w:bottom w:val="single" w:sz="8" w:space="0" w:color="000000"/>
+              <w:right w:val="single" w:sz="8" w:space="0" w:color="000000"/>
+            </w:tcBorders>
+            <w:vAlign w:val="center"/>
+          </w:tcPr>
+          <w:p>
+            <w:pPr>
+              <w:keepNext/>
               <w:jc w:val="center"/>
               <w:rPr>
                 <w:sz w:val="24"/>
@@ -14237,23 +14542,24 @@
                 <w:sz w:val="24"/>
                 <w:szCs w:val="24"/>
               </w:rPr>
-              <w:t>Rekaman</w:t>
-            </w:r>
-          </w:p>
-        </w:tc>
-        <w:tc>
-          <w:tcPr>
-            <w:tcW w:w="3969" w:type="dxa"/>
-            <w:tcBorders>
-              <w:top w:val="single" w:sz="8" w:space="0" w:color="000000"/>
-              <w:left w:val="single" w:sz="8" w:space="0" w:color="000000"/>
-              <w:bottom w:val="single" w:sz="8" w:space="0" w:color="000000"/>
-              <w:right w:val="single" w:sz="8" w:space="0" w:color="000000"/>
-            </w:tcBorders>
-            <w:vAlign w:val="center"/>
-          </w:tcPr>
-          <w:p>
-            <w:pPr>
+              <w:t>Record</w:t>
+            </w:r>
+          </w:p>
+        </w:tc>
+        <w:tc>
+          <w:tcPr>
+            <w:tcW w:w="4536" w:type="dxa"/>
+            <w:tcBorders>
+              <w:top w:val="single" w:sz="8" w:space="0" w:color="000000"/>
+              <w:left w:val="single" w:sz="8" w:space="0" w:color="000000"/>
+              <w:bottom w:val="single" w:sz="8" w:space="0" w:color="000000"/>
+              <w:right w:val="single" w:sz="8" w:space="0" w:color="000000"/>
+            </w:tcBorders>
+            <w:vAlign w:val="center"/>
+          </w:tcPr>
+          <w:p>
+            <w:pPr>
+              <w:keepNext/>
               <w:jc w:val="center"/>
               <w:rPr>
                 <w:sz w:val="24"/>
@@ -14284,6 +14590,7 @@
           </w:tcPr>
           <w:p>
             <w:pPr>
+              <w:keepNext/>
               <w:jc w:val="center"/>
               <w:rPr>
                 <w:sz w:val="24"/>
@@ -14304,11 +14611,12 @@
       </w:tr>
       <w:tr>
         <w:trPr>
+          <w:cantSplit/>
           <w:jc w:val="center"/>
         </w:trPr>
         <w:tc>
           <w:tcPr>
-            <w:tcW w:w="2835" w:type="dxa"/>
+            <w:tcW w:w="2551" w:type="dxa"/>
             <w:tcBorders>
               <w:top w:val="single" w:sz="8" w:space="0" w:color="000000"/>
               <w:left w:val="single" w:sz="8" w:space="0" w:color="000000"/>
@@ -14336,7 +14644,7 @@
         </w:tc>
         <w:tc>
           <w:tcPr>
-            <w:tcW w:w="3969" w:type="dxa"/>
+            <w:tcW w:w="4536" w:type="dxa"/>
             <w:tcBorders>
               <w:top w:val="single" w:sz="8" w:space="0" w:color="000000"/>
               <w:left w:val="single" w:sz="8" w:space="0" w:color="000000"/>
@@ -14375,7 +14683,7 @@
           </w:tcPr>
           <w:p>
             <w:pPr>
-              <w:jc w:val="both"/>
+              <w:jc w:val="left"/>
               <w:rPr>
                 <w:sz w:val="24"/>
                 <w:szCs w:val="24"/>
@@ -14394,11 +14702,12 @@
       </w:tr>
       <w:tr>
         <w:trPr>
+          <w:cantSplit/>
           <w:jc w:val="center"/>
         </w:trPr>
         <w:tc>
           <w:tcPr>
-            <w:tcW w:w="2835" w:type="dxa"/>
+            <w:tcW w:w="2551" w:type="dxa"/>
             <w:tcBorders>
               <w:top w:val="single" w:sz="8" w:space="0" w:color="000000"/>
               <w:left w:val="single" w:sz="8" w:space="0" w:color="000000"/>
@@ -14426,7 +14735,7 @@
         </w:tc>
         <w:tc>
           <w:tcPr>
-            <w:tcW w:w="3969" w:type="dxa"/>
+            <w:tcW w:w="4536" w:type="dxa"/>
             <w:tcBorders>
               <w:top w:val="single" w:sz="8" w:space="0" w:color="000000"/>
               <w:left w:val="single" w:sz="8" w:space="0" w:color="000000"/>
@@ -14465,7 +14774,7 @@
           </w:tcPr>
           <w:p>
             <w:pPr>
-              <w:jc w:val="both"/>
+              <w:jc w:val="left"/>
               <w:rPr>
                 <w:sz w:val="24"/>
                 <w:szCs w:val="24"/>
@@ -14484,11 +14793,12 @@
       </w:tr>
       <w:tr>
         <w:trPr>
+          <w:cantSplit/>
           <w:jc w:val="center"/>
         </w:trPr>
         <w:tc>
           <w:tcPr>
-            <w:tcW w:w="2835" w:type="dxa"/>
+            <w:tcW w:w="2551" w:type="dxa"/>
             <w:tcBorders>
               <w:top w:val="single" w:sz="8" w:space="0" w:color="000000"/>
               <w:left w:val="single" w:sz="8" w:space="0" w:color="000000"/>
@@ -14516,7 +14826,7 @@
         </w:tc>
         <w:tc>
           <w:tcPr>
-            <w:tcW w:w="3969" w:type="dxa"/>
+            <w:tcW w:w="4536" w:type="dxa"/>
             <w:tcBorders>
               <w:top w:val="single" w:sz="8" w:space="0" w:color="000000"/>
               <w:left w:val="single" w:sz="8" w:space="0" w:color="000000"/>
@@ -14555,7 +14865,7 @@
           </w:tcPr>
           <w:p>
             <w:pPr>
-              <w:jc w:val="both"/>
+              <w:jc w:val="left"/>
               <w:rPr>
                 <w:sz w:val="24"/>
                 <w:szCs w:val="24"/>
@@ -14600,6 +14910,7 @@
     <w:p>
       <w:pPr>
         <w:pStyle w:val="Heading1"/>
+        <w:keepNext/>
         <w:numPr>
           <w:ilvl w:val="0"/>
           <w:numId w:val="7"/>
@@ -14621,11 +14932,13 @@
       </w:tblPr>
       <w:tblGrid>
         <w:gridCol w:w="1927"/>
-        <w:gridCol w:w="2891"/>
-        <w:gridCol w:w="3969"/>
+        <w:gridCol w:w="2608"/>
+        <w:gridCol w:w="4536"/>
       </w:tblGrid>
       <w:tr>
         <w:trPr>
+          <w:cantSplit/>
+          <w:tblHeader/>
           <w:jc w:val="center"/>
         </w:trPr>
         <w:tc>
@@ -14641,6 +14954,7 @@
           </w:tcPr>
           <w:p>
             <w:pPr>
+              <w:keepNext/>
               <w:jc w:val="center"/>
               <w:rPr>
                 <w:sz w:val="24"/>
@@ -14660,17 +14974,18 @@
         </w:tc>
         <w:tc>
           <w:tcPr>
-            <w:tcW w:w="2891" w:type="dxa"/>
-            <w:tcBorders>
-              <w:top w:val="single" w:sz="8" w:space="0" w:color="000000"/>
-              <w:left w:val="single" w:sz="8" w:space="0" w:color="000000"/>
-              <w:bottom w:val="single" w:sz="8" w:space="0" w:color="000000"/>
-              <w:right w:val="single" w:sz="8" w:space="0" w:color="000000"/>
-            </w:tcBorders>
-            <w:vAlign w:val="center"/>
-          </w:tcPr>
-          <w:p>
-            <w:pPr>
+            <w:tcW w:w="2608" w:type="dxa"/>
+            <w:tcBorders>
+              <w:top w:val="single" w:sz="8" w:space="0" w:color="000000"/>
+              <w:left w:val="single" w:sz="8" w:space="0" w:color="000000"/>
+              <w:bottom w:val="single" w:sz="8" w:space="0" w:color="000000"/>
+              <w:right w:val="single" w:sz="8" w:space="0" w:color="000000"/>
+            </w:tcBorders>
+            <w:vAlign w:val="center"/>
+          </w:tcPr>
+          <w:p>
+            <w:pPr>
+              <w:keepNext/>
               <w:jc w:val="center"/>
               <w:rPr>
                 <w:sz w:val="24"/>
@@ -14690,17 +15005,18 @@
         </w:tc>
         <w:tc>
           <w:tcPr>
-            <w:tcW w:w="3969" w:type="dxa"/>
-            <w:tcBorders>
-              <w:top w:val="single" w:sz="8" w:space="0" w:color="000000"/>
-              <w:left w:val="single" w:sz="8" w:space="0" w:color="000000"/>
-              <w:bottom w:val="single" w:sz="8" w:space="0" w:color="000000"/>
-              <w:right w:val="single" w:sz="8" w:space="0" w:color="000000"/>
-            </w:tcBorders>
-            <w:vAlign w:val="center"/>
-          </w:tcPr>
-          <w:p>
-            <w:pPr>
+            <w:tcW w:w="4536" w:type="dxa"/>
+            <w:tcBorders>
+              <w:top w:val="single" w:sz="8" w:space="0" w:color="000000"/>
+              <w:left w:val="single" w:sz="8" w:space="0" w:color="000000"/>
+              <w:bottom w:val="single" w:sz="8" w:space="0" w:color="000000"/>
+              <w:right w:val="single" w:sz="8" w:space="0" w:color="000000"/>
+            </w:tcBorders>
+            <w:vAlign w:val="center"/>
+          </w:tcPr>
+          <w:p>
+            <w:pPr>
+              <w:keepNext/>
               <w:jc w:val="center"/>
               <w:rPr>
                 <w:sz w:val="24"/>
@@ -14721,6 +15037,7 @@
       </w:tr>
       <w:tr>
         <w:trPr>
+          <w:cantSplit/>
           <w:jc w:val="center"/>
         </w:trPr>
         <w:tc>
@@ -14753,7 +15070,7 @@
         </w:tc>
         <w:tc>
           <w:tcPr>
-            <w:tcW w:w="2891" w:type="dxa"/>
+            <w:tcW w:w="2608" w:type="dxa"/>
             <w:tcBorders>
               <w:top w:val="single" w:sz="8" w:space="0" w:color="000000"/>
               <w:left w:val="single" w:sz="8" w:space="0" w:color="000000"/>
@@ -14781,36 +15098,37 @@
         </w:tc>
         <w:tc>
           <w:tcPr>
-            <w:tcW w:w="3969" w:type="dxa"/>
-            <w:tcBorders>
-              <w:top w:val="single" w:sz="8" w:space="0" w:color="000000"/>
-              <w:left w:val="single" w:sz="8" w:space="0" w:color="000000"/>
-              <w:bottom w:val="single" w:sz="8" w:space="0" w:color="000000"/>
-              <w:right w:val="single" w:sz="8" w:space="0" w:color="000000"/>
-            </w:tcBorders>
-            <w:vAlign w:val="center"/>
-          </w:tcPr>
-          <w:p>
-            <w:pPr>
-              <w:jc w:val="both"/>
-              <w:rPr>
-                <w:sz w:val="24"/>
-                <w:szCs w:val="24"/>
-              </w:rPr>
-            </w:pPr>
-            <w:r>
-              <w:rPr>
-                <w:b w:val="0"/>
-                <w:sz w:val="24"/>
-                <w:szCs w:val="24"/>
-              </w:rPr>
-              <w:t>BAST mencatat tanggal mulai masa layanan atau garansi. Bagian C mencatat isu sisa beserta pemiliknya.</w:t>
+            <w:tcW w:w="4536" w:type="dxa"/>
+            <w:tcBorders>
+              <w:top w:val="single" w:sz="8" w:space="0" w:color="000000"/>
+              <w:left w:val="single" w:sz="8" w:space="0" w:color="000000"/>
+              <w:bottom w:val="single" w:sz="8" w:space="0" w:color="000000"/>
+              <w:right w:val="single" w:sz="8" w:space="0" w:color="000000"/>
+            </w:tcBorders>
+            <w:vAlign w:val="center"/>
+          </w:tcPr>
+          <w:p>
+            <w:pPr>
+              <w:jc w:val="left"/>
+              <w:rPr>
+                <w:sz w:val="24"/>
+                <w:szCs w:val="24"/>
+              </w:rPr>
+            </w:pPr>
+            <w:r>
+              <w:rPr>
+                <w:b w:val="0"/>
+                <w:sz w:val="24"/>
+                <w:szCs w:val="24"/>
+              </w:rPr>
+              <w:t>BAST mencatat tanggal mulai masa layanan atau garansi. Bagian C mencatat isu sisa dan pemiliknya.</w:t>
             </w:r>
           </w:p>
         </w:tc>
       </w:tr>
       <w:tr>
         <w:trPr>
+          <w:cantSplit/>
           <w:jc w:val="center"/>
         </w:trPr>
         <w:tc>
@@ -14843,7 +15161,7 @@
         </w:tc>
         <w:tc>
           <w:tcPr>
-            <w:tcW w:w="2891" w:type="dxa"/>
+            <w:tcW w:w="2608" w:type="dxa"/>
             <w:tcBorders>
               <w:top w:val="single" w:sz="8" w:space="0" w:color="000000"/>
               <w:left w:val="single" w:sz="8" w:space="0" w:color="000000"/>
@@ -14871,18 +15189,18 @@
         </w:tc>
         <w:tc>
           <w:tcPr>
-            <w:tcW w:w="3969" w:type="dxa"/>
-            <w:tcBorders>
-              <w:top w:val="single" w:sz="8" w:space="0" w:color="000000"/>
-              <w:left w:val="single" w:sz="8" w:space="0" w:color="000000"/>
-              <w:bottom w:val="single" w:sz="8" w:space="0" w:color="000000"/>
-              <w:right w:val="single" w:sz="8" w:space="0" w:color="000000"/>
-            </w:tcBorders>
-            <w:vAlign w:val="center"/>
-          </w:tcPr>
-          <w:p>
-            <w:pPr>
-              <w:jc w:val="both"/>
+            <w:tcW w:w="4536" w:type="dxa"/>
+            <w:tcBorders>
+              <w:top w:val="single" w:sz="8" w:space="0" w:color="000000"/>
+              <w:left w:val="single" w:sz="8" w:space="0" w:color="000000"/>
+              <w:bottom w:val="single" w:sz="8" w:space="0" w:color="000000"/>
+              <w:right w:val="single" w:sz="8" w:space="0" w:color="000000"/>
+            </w:tcBorders>
+            <w:vAlign w:val="center"/>
+          </w:tcPr>
+          <w:p>
+            <w:pPr>
+              <w:jc w:val="left"/>
               <w:rPr>
                 <w:sz w:val="24"/>
                 <w:szCs w:val="24"/>
@@ -14901,6 +15219,7 @@
       </w:tr>
       <w:tr>
         <w:trPr>
+          <w:cantSplit/>
           <w:jc w:val="center"/>
         </w:trPr>
         <w:tc>
@@ -14933,7 +15252,7 @@
         </w:tc>
         <w:tc>
           <w:tcPr>
-            <w:tcW w:w="2891" w:type="dxa"/>
+            <w:tcW w:w="2608" w:type="dxa"/>
             <w:tcBorders>
               <w:top w:val="single" w:sz="8" w:space="0" w:color="000000"/>
               <w:left w:val="single" w:sz="8" w:space="0" w:color="000000"/>
@@ -14961,30 +15280,30 @@
         </w:tc>
         <w:tc>
           <w:tcPr>
-            <w:tcW w:w="3969" w:type="dxa"/>
-            <w:tcBorders>
-              <w:top w:val="single" w:sz="8" w:space="0" w:color="000000"/>
-              <w:left w:val="single" w:sz="8" w:space="0" w:color="000000"/>
-              <w:bottom w:val="single" w:sz="8" w:space="0" w:color="000000"/>
-              <w:right w:val="single" w:sz="8" w:space="0" w:color="000000"/>
-            </w:tcBorders>
-            <w:vAlign w:val="center"/>
-          </w:tcPr>
-          <w:p>
-            <w:pPr>
-              <w:jc w:val="both"/>
-              <w:rPr>
-                <w:sz w:val="24"/>
-                <w:szCs w:val="24"/>
-              </w:rPr>
-            </w:pPr>
-            <w:r>
-              <w:rPr>
-                <w:b w:val="0"/>
-                <w:sz w:val="24"/>
-                <w:szCs w:val="24"/>
-              </w:rPr>
-              <w:t>Checklist G3 memuat pendaftaran aset (butir 2), akses lewat Jumphost tanpa kredensial di chat atau dokumen (butir 7), dan pencabutan akses sementara tim proyek (butir 8).</w:t>
+            <w:tcW w:w="4536" w:type="dxa"/>
+            <w:tcBorders>
+              <w:top w:val="single" w:sz="8" w:space="0" w:color="000000"/>
+              <w:left w:val="single" w:sz="8" w:space="0" w:color="000000"/>
+              <w:bottom w:val="single" w:sz="8" w:space="0" w:color="000000"/>
+              <w:right w:val="single" w:sz="8" w:space="0" w:color="000000"/>
+            </w:tcBorders>
+            <w:vAlign w:val="center"/>
+          </w:tcPr>
+          <w:p>
+            <w:pPr>
+              <w:jc w:val="left"/>
+              <w:rPr>
+                <w:sz w:val="24"/>
+                <w:szCs w:val="24"/>
+              </w:rPr>
+            </w:pPr>
+            <w:r>
+              <w:rPr>
+                <w:b w:val="0"/>
+                <w:sz w:val="24"/>
+                <w:szCs w:val="24"/>
+              </w:rPr>
+              <w:t>Checklist G3 memuat pendaftaran aset (butir 2), akses melalui Jumphost tanpa kredensial di chat atau dokumen (butir 7), dan pencabutan akses sementara tim proyek (butir 8).</w:t>
             </w:r>
           </w:p>
         </w:tc>
@@ -15017,6 +15336,7 @@
     <w:p>
       <w:pPr>
         <w:pStyle w:val="Heading1"/>
+        <w:keepNext/>
         <w:numPr>
           <w:ilvl w:val="0"/>
           <w:numId w:val="7"/>
@@ -15037,26 +15357,29 @@
         <w:tblLook w:val="0400" w:firstRow="0" w:lastRow="0" w:firstColumn="0" w:lastColumn="0" w:noHBand="0" w:noVBand="1"/>
       </w:tblPr>
       <w:tblGrid>
-        <w:gridCol w:w="2041"/>
-        <w:gridCol w:w="6747"/>
+        <w:gridCol w:w="2268"/>
+        <w:gridCol w:w="6804"/>
       </w:tblGrid>
       <w:tr>
         <w:trPr>
+          <w:cantSplit/>
+          <w:tblHeader/>
           <w:jc w:val="center"/>
         </w:trPr>
         <w:tc>
           <w:tcPr>
-            <w:tcW w:w="2041" w:type="dxa"/>
-            <w:tcBorders>
-              <w:top w:val="single" w:sz="8" w:space="0" w:color="000000"/>
-              <w:left w:val="single" w:sz="8" w:space="0" w:color="000000"/>
-              <w:bottom w:val="single" w:sz="8" w:space="0" w:color="000000"/>
-              <w:right w:val="single" w:sz="8" w:space="0" w:color="000000"/>
-            </w:tcBorders>
-            <w:vAlign w:val="center"/>
-          </w:tcPr>
-          <w:p>
-            <w:pPr>
+            <w:tcW w:w="2268" w:type="dxa"/>
+            <w:tcBorders>
+              <w:top w:val="single" w:sz="8" w:space="0" w:color="000000"/>
+              <w:left w:val="single" w:sz="8" w:space="0" w:color="000000"/>
+              <w:bottom w:val="single" w:sz="8" w:space="0" w:color="000000"/>
+              <w:right w:val="single" w:sz="8" w:space="0" w:color="000000"/>
+            </w:tcBorders>
+            <w:vAlign w:val="center"/>
+          </w:tcPr>
+          <w:p>
+            <w:pPr>
+              <w:keepNext/>
               <w:jc w:val="center"/>
               <w:rPr>
                 <w:sz w:val="24"/>
@@ -15076,17 +15399,18 @@
         </w:tc>
         <w:tc>
           <w:tcPr>
-            <w:tcW w:w="6747" w:type="dxa"/>
-            <w:tcBorders>
-              <w:top w:val="single" w:sz="8" w:space="0" w:color="000000"/>
-              <w:left w:val="single" w:sz="8" w:space="0" w:color="000000"/>
-              <w:bottom w:val="single" w:sz="8" w:space="0" w:color="000000"/>
-              <w:right w:val="single" w:sz="8" w:space="0" w:color="000000"/>
-            </w:tcBorders>
-            <w:vAlign w:val="center"/>
-          </w:tcPr>
-          <w:p>
-            <w:pPr>
+            <w:tcW w:w="6804" w:type="dxa"/>
+            <w:tcBorders>
+              <w:top w:val="single" w:sz="8" w:space="0" w:color="000000"/>
+              <w:left w:val="single" w:sz="8" w:space="0" w:color="000000"/>
+              <w:bottom w:val="single" w:sz="8" w:space="0" w:color="000000"/>
+              <w:right w:val="single" w:sz="8" w:space="0" w:color="000000"/>
+            </w:tcBorders>
+            <w:vAlign w:val="center"/>
+          </w:tcPr>
+          <w:p>
+            <w:pPr>
+              <w:keepNext/>
               <w:jc w:val="center"/>
               <w:rPr>
                 <w:sz w:val="24"/>
@@ -15107,11 +15431,12 @@
       </w:tr>
       <w:tr>
         <w:trPr>
+          <w:cantSplit/>
           <w:jc w:val="center"/>
         </w:trPr>
         <w:tc>
           <w:tcPr>
-            <w:tcW w:w="2041" w:type="dxa"/>
+            <w:tcW w:w="2268" w:type="dxa"/>
             <w:tcBorders>
               <w:top w:val="single" w:sz="8" w:space="0" w:color="000000"/>
               <w:left w:val="single" w:sz="8" w:space="0" w:color="000000"/>
@@ -15139,7 +15464,7 @@
         </w:tc>
         <w:tc>
           <w:tcPr>
-            <w:tcW w:w="6747" w:type="dxa"/>
+            <w:tcW w:w="6804" w:type="dxa"/>
             <w:tcBorders>
               <w:top w:val="single" w:sz="8" w:space="0" w:color="000000"/>
               <w:left w:val="single" w:sz="8" w:space="0" w:color="000000"/>
@@ -15168,11 +15493,12 @@
       </w:tr>
       <w:tr>
         <w:trPr>
+          <w:cantSplit/>
           <w:jc w:val="center"/>
         </w:trPr>
         <w:tc>
           <w:tcPr>
-            <w:tcW w:w="2041" w:type="dxa"/>
+            <w:tcW w:w="2268" w:type="dxa"/>
             <w:tcBorders>
               <w:top w:val="single" w:sz="8" w:space="0" w:color="000000"/>
               <w:left w:val="single" w:sz="8" w:space="0" w:color="000000"/>
@@ -15200,40 +15526,41 @@
         </w:tc>
         <w:tc>
           <w:tcPr>
-            <w:tcW w:w="6747" w:type="dxa"/>
-            <w:tcBorders>
-              <w:top w:val="single" w:sz="8" w:space="0" w:color="000000"/>
-              <w:left w:val="single" w:sz="8" w:space="0" w:color="000000"/>
-              <w:bottom w:val="single" w:sz="8" w:space="0" w:color="000000"/>
-              <w:right w:val="single" w:sz="8" w:space="0" w:color="000000"/>
-            </w:tcBorders>
-            <w:vAlign w:val="center"/>
-          </w:tcPr>
-          <w:p>
-            <w:pPr>
-              <w:rPr>
-                <w:sz w:val="24"/>
-                <w:szCs w:val="24"/>
-              </w:rPr>
-            </w:pPr>
-            <w:r>
-              <w:rPr>
-                <w:b w:val="0"/>
-                <w:sz w:val="24"/>
-                <w:szCs w:val="24"/>
-              </w:rPr>
-              <w:t>Project Plan, Scope &amp; Timeline Records. Diarsipkan bersama form ini (tabel Arsip, Bagian C).</w:t>
+            <w:tcW w:w="6804" w:type="dxa"/>
+            <w:tcBorders>
+              <w:top w:val="single" w:sz="8" w:space="0" w:color="000000"/>
+              <w:left w:val="single" w:sz="8" w:space="0" w:color="000000"/>
+              <w:bottom w:val="single" w:sz="8" w:space="0" w:color="000000"/>
+              <w:right w:val="single" w:sz="8" w:space="0" w:color="000000"/>
+            </w:tcBorders>
+            <w:vAlign w:val="center"/>
+          </w:tcPr>
+          <w:p>
+            <w:pPr>
+              <w:rPr>
+                <w:sz w:val="24"/>
+                <w:szCs w:val="24"/>
+              </w:rPr>
+            </w:pPr>
+            <w:r>
+              <w:rPr>
+                <w:b w:val="0"/>
+                <w:sz w:val="24"/>
+                <w:szCs w:val="24"/>
+              </w:rPr>
+              <w:t>Project Plan, Scope &amp; Timeline Records. Ikut diarsipkan.</w:t>
             </w:r>
           </w:p>
         </w:tc>
       </w:tr>
       <w:tr>
         <w:trPr>
+          <w:cantSplit/>
           <w:jc w:val="center"/>
         </w:trPr>
         <w:tc>
           <w:tcPr>
-            <w:tcW w:w="2041" w:type="dxa"/>
+            <w:tcW w:w="2268" w:type="dxa"/>
             <w:tcBorders>
               <w:top w:val="single" w:sz="8" w:space="0" w:color="000000"/>
               <w:left w:val="single" w:sz="8" w:space="0" w:color="000000"/>
@@ -15261,40 +15588,41 @@
         </w:tc>
         <w:tc>
           <w:tcPr>
-            <w:tcW w:w="6747" w:type="dxa"/>
-            <w:tcBorders>
-              <w:top w:val="single" w:sz="8" w:space="0" w:color="000000"/>
-              <w:left w:val="single" w:sz="8" w:space="0" w:color="000000"/>
-              <w:bottom w:val="single" w:sz="8" w:space="0" w:color="000000"/>
-              <w:right w:val="single" w:sz="8" w:space="0" w:color="000000"/>
-            </w:tcBorders>
-            <w:vAlign w:val="center"/>
-          </w:tcPr>
-          <w:p>
-            <w:pPr>
-              <w:rPr>
-                <w:sz w:val="24"/>
-                <w:szCs w:val="24"/>
-              </w:rPr>
-            </w:pPr>
-            <w:r>
-              <w:rPr>
-                <w:b w:val="0"/>
-                <w:sz w:val="24"/>
-                <w:szCs w:val="24"/>
-              </w:rPr>
-              <w:t>Project Risk Register. Diarsipkan bersama form ini (tabel Arsip, Bagian C).</w:t>
+            <w:tcW w:w="6804" w:type="dxa"/>
+            <w:tcBorders>
+              <w:top w:val="single" w:sz="8" w:space="0" w:color="000000"/>
+              <w:left w:val="single" w:sz="8" w:space="0" w:color="000000"/>
+              <w:bottom w:val="single" w:sz="8" w:space="0" w:color="000000"/>
+              <w:right w:val="single" w:sz="8" w:space="0" w:color="000000"/>
+            </w:tcBorders>
+            <w:vAlign w:val="center"/>
+          </w:tcPr>
+          <w:p>
+            <w:pPr>
+              <w:rPr>
+                <w:sz w:val="24"/>
+                <w:szCs w:val="24"/>
+              </w:rPr>
+            </w:pPr>
+            <w:r>
+              <w:rPr>
+                <w:b w:val="0"/>
+                <w:sz w:val="24"/>
+                <w:szCs w:val="24"/>
+              </w:rPr>
+              <w:t>Project Risk Register. Ikut diarsipkan.</w:t>
             </w:r>
           </w:p>
         </w:tc>
       </w:tr>
       <w:tr>
         <w:trPr>
+          <w:cantSplit/>
           <w:jc w:val="center"/>
         </w:trPr>
         <w:tc>
           <w:tcPr>
-            <w:tcW w:w="2041" w:type="dxa"/>
+            <w:tcW w:w="2268" w:type="dxa"/>
             <w:tcBorders>
               <w:top w:val="single" w:sz="8" w:space="0" w:color="000000"/>
               <w:left w:val="single" w:sz="8" w:space="0" w:color="000000"/>
@@ -15322,40 +15650,41 @@
         </w:tc>
         <w:tc>
           <w:tcPr>
-            <w:tcW w:w="6747" w:type="dxa"/>
-            <w:tcBorders>
-              <w:top w:val="single" w:sz="8" w:space="0" w:color="000000"/>
-              <w:left w:val="single" w:sz="8" w:space="0" w:color="000000"/>
-              <w:bottom w:val="single" w:sz="8" w:space="0" w:color="000000"/>
-              <w:right w:val="single" w:sz="8" w:space="0" w:color="000000"/>
-            </w:tcBorders>
-            <w:vAlign w:val="center"/>
-          </w:tcPr>
-          <w:p>
-            <w:pPr>
-              <w:rPr>
-                <w:sz w:val="24"/>
-                <w:szCs w:val="24"/>
-              </w:rPr>
-            </w:pPr>
-            <w:r>
-              <w:rPr>
-                <w:b w:val="0"/>
-                <w:sz w:val="24"/>
-                <w:szCs w:val="24"/>
-              </w:rPr>
-              <w:t>Project Progress &amp; Monitoring Report. Diarsipkan bersama form ini (tabel Arsip, Bagian C).</w:t>
+            <w:tcW w:w="6804" w:type="dxa"/>
+            <w:tcBorders>
+              <w:top w:val="single" w:sz="8" w:space="0" w:color="000000"/>
+              <w:left w:val="single" w:sz="8" w:space="0" w:color="000000"/>
+              <w:bottom w:val="single" w:sz="8" w:space="0" w:color="000000"/>
+              <w:right w:val="single" w:sz="8" w:space="0" w:color="000000"/>
+            </w:tcBorders>
+            <w:vAlign w:val="center"/>
+          </w:tcPr>
+          <w:p>
+            <w:pPr>
+              <w:rPr>
+                <w:sz w:val="24"/>
+                <w:szCs w:val="24"/>
+              </w:rPr>
+            </w:pPr>
+            <w:r>
+              <w:rPr>
+                <w:b w:val="0"/>
+                <w:sz w:val="24"/>
+                <w:szCs w:val="24"/>
+              </w:rPr>
+              <w:t>Project Progress &amp; Monitoring Report. Ikut diarsipkan.</w:t>
             </w:r>
           </w:p>
         </w:tc>
       </w:tr>
       <w:tr>
         <w:trPr>
+          <w:cantSplit/>
           <w:jc w:val="center"/>
         </w:trPr>
         <w:tc>
           <w:tcPr>
-            <w:tcW w:w="2041" w:type="dxa"/>
+            <w:tcW w:w="2268" w:type="dxa"/>
             <w:tcBorders>
               <w:top w:val="single" w:sz="8" w:space="0" w:color="000000"/>
               <w:left w:val="single" w:sz="8" w:space="0" w:color="000000"/>
@@ -15383,40 +15712,41 @@
         </w:tc>
         <w:tc>
           <w:tcPr>
-            <w:tcW w:w="6747" w:type="dxa"/>
-            <w:tcBorders>
-              <w:top w:val="single" w:sz="8" w:space="0" w:color="000000"/>
-              <w:left w:val="single" w:sz="8" w:space="0" w:color="000000"/>
-              <w:bottom w:val="single" w:sz="8" w:space="0" w:color="000000"/>
-              <w:right w:val="single" w:sz="8" w:space="0" w:color="000000"/>
-            </w:tcBorders>
-            <w:vAlign w:val="center"/>
-          </w:tcPr>
-          <w:p>
-            <w:pPr>
-              <w:rPr>
-                <w:sz w:val="24"/>
-                <w:szCs w:val="24"/>
-              </w:rPr>
-            </w:pPr>
-            <w:r>
-              <w:rPr>
-                <w:b w:val="0"/>
-                <w:sz w:val="24"/>
-                <w:szCs w:val="24"/>
-              </w:rPr>
-              <w:t>Change Request &amp; Approval Log. Diarsipkan bersama form ini (tabel Arsip, Bagian C).</w:t>
+            <w:tcW w:w="6804" w:type="dxa"/>
+            <w:tcBorders>
+              <w:top w:val="single" w:sz="8" w:space="0" w:color="000000"/>
+              <w:left w:val="single" w:sz="8" w:space="0" w:color="000000"/>
+              <w:bottom w:val="single" w:sz="8" w:space="0" w:color="000000"/>
+              <w:right w:val="single" w:sz="8" w:space="0" w:color="000000"/>
+            </w:tcBorders>
+            <w:vAlign w:val="center"/>
+          </w:tcPr>
+          <w:p>
+            <w:pPr>
+              <w:rPr>
+                <w:sz w:val="24"/>
+                <w:szCs w:val="24"/>
+              </w:rPr>
+            </w:pPr>
+            <w:r>
+              <w:rPr>
+                <w:b w:val="0"/>
+                <w:sz w:val="24"/>
+                <w:szCs w:val="24"/>
+              </w:rPr>
+              <w:t>Change Request &amp; Approval Log. Ikut diarsipkan.</w:t>
             </w:r>
           </w:p>
         </w:tc>
       </w:tr>
       <w:tr>
         <w:trPr>
+          <w:cantSplit/>
           <w:jc w:val="center"/>
         </w:trPr>
         <w:tc>
           <w:tcPr>
-            <w:tcW w:w="2041" w:type="dxa"/>
+            <w:tcW w:w="2268" w:type="dxa"/>
             <w:tcBorders>
               <w:top w:val="single" w:sz="8" w:space="0" w:color="000000"/>
               <w:left w:val="single" w:sz="8" w:space="0" w:color="000000"/>
@@ -15444,40 +15774,41 @@
         </w:tc>
         <w:tc>
           <w:tcPr>
-            <w:tcW w:w="6747" w:type="dxa"/>
-            <w:tcBorders>
-              <w:top w:val="single" w:sz="8" w:space="0" w:color="000000"/>
-              <w:left w:val="single" w:sz="8" w:space="0" w:color="000000"/>
-              <w:bottom w:val="single" w:sz="8" w:space="0" w:color="000000"/>
-              <w:right w:val="single" w:sz="8" w:space="0" w:color="000000"/>
-            </w:tcBorders>
-            <w:vAlign w:val="center"/>
-          </w:tcPr>
-          <w:p>
-            <w:pPr>
-              <w:rPr>
-                <w:sz w:val="24"/>
-                <w:szCs w:val="24"/>
-              </w:rPr>
-            </w:pPr>
-            <w:r>
-              <w:rPr>
-                <w:b w:val="0"/>
-                <w:sz w:val="24"/>
-                <w:szCs w:val="24"/>
-              </w:rPr>
-              <w:t>Testing / UAT &amp; Quality Verification Records. Hasil UAT, prasyarat Bagian A (P2). Diarsipkan bersama form ini (tabel Arsip, Bagian C).</w:t>
+            <w:tcW w:w="6804" w:type="dxa"/>
+            <w:tcBorders>
+              <w:top w:val="single" w:sz="8" w:space="0" w:color="000000"/>
+              <w:left w:val="single" w:sz="8" w:space="0" w:color="000000"/>
+              <w:bottom w:val="single" w:sz="8" w:space="0" w:color="000000"/>
+              <w:right w:val="single" w:sz="8" w:space="0" w:color="000000"/>
+            </w:tcBorders>
+            <w:vAlign w:val="center"/>
+          </w:tcPr>
+          <w:p>
+            <w:pPr>
+              <w:rPr>
+                <w:sz w:val="24"/>
+                <w:szCs w:val="24"/>
+              </w:rPr>
+            </w:pPr>
+            <w:r>
+              <w:rPr>
+                <w:b w:val="0"/>
+                <w:sz w:val="24"/>
+                <w:szCs w:val="24"/>
+              </w:rPr>
+              <w:t>Testing / UAT &amp; Quality Verification Records. Hasil UAT, prasyarat Bagian A. Ikut diarsipkan.</w:t>
             </w:r>
           </w:p>
         </w:tc>
       </w:tr>
       <w:tr>
         <w:trPr>
+          <w:cantSplit/>
           <w:jc w:val="center"/>
         </w:trPr>
         <w:tc>
           <w:tcPr>
-            <w:tcW w:w="2041" w:type="dxa"/>
+            <w:tcW w:w="2268" w:type="dxa"/>
             <w:tcBorders>
               <w:top w:val="single" w:sz="8" w:space="0" w:color="000000"/>
               <w:left w:val="single" w:sz="8" w:space="0" w:color="000000"/>
@@ -15505,40 +15836,41 @@
         </w:tc>
         <w:tc>
           <w:tcPr>
-            <w:tcW w:w="6747" w:type="dxa"/>
-            <w:tcBorders>
-              <w:top w:val="single" w:sz="8" w:space="0" w:color="000000"/>
-              <w:left w:val="single" w:sz="8" w:space="0" w:color="000000"/>
-              <w:bottom w:val="single" w:sz="8" w:space="0" w:color="000000"/>
-              <w:right w:val="single" w:sz="8" w:space="0" w:color="000000"/>
-            </w:tcBorders>
-            <w:vAlign w:val="center"/>
-          </w:tcPr>
-          <w:p>
-            <w:pPr>
-              <w:rPr>
-                <w:sz w:val="24"/>
-                <w:szCs w:val="24"/>
-              </w:rPr>
-            </w:pPr>
-            <w:r>
-              <w:rPr>
-                <w:b w:val="0"/>
-                <w:sz w:val="24"/>
-                <w:szCs w:val="24"/>
-              </w:rPr>
-              <w:t>Maintenance Schedule &amp; Service Report. Tempat jadwal preventive maintenance (butir 10).</w:t>
+            <w:tcW w:w="6804" w:type="dxa"/>
+            <w:tcBorders>
+              <w:top w:val="single" w:sz="8" w:space="0" w:color="000000"/>
+              <w:left w:val="single" w:sz="8" w:space="0" w:color="000000"/>
+              <w:bottom w:val="single" w:sz="8" w:space="0" w:color="000000"/>
+              <w:right w:val="single" w:sz="8" w:space="0" w:color="000000"/>
+            </w:tcBorders>
+            <w:vAlign w:val="center"/>
+          </w:tcPr>
+          <w:p>
+            <w:pPr>
+              <w:rPr>
+                <w:sz w:val="24"/>
+                <w:szCs w:val="24"/>
+              </w:rPr>
+            </w:pPr>
+            <w:r>
+              <w:rPr>
+                <w:b w:val="0"/>
+                <w:sz w:val="24"/>
+                <w:szCs w:val="24"/>
+              </w:rPr>
+              <w:t>Maintenance Schedule &amp; Service Report. Jadwal preventive maintenance (butir 10).</w:t>
             </w:r>
           </w:p>
         </w:tc>
       </w:tr>
       <w:tr>
         <w:trPr>
+          <w:cantSplit/>
           <w:jc w:val="center"/>
         </w:trPr>
         <w:tc>
           <w:tcPr>
-            <w:tcW w:w="2041" w:type="dxa"/>
+            <w:tcW w:w="2268" w:type="dxa"/>
             <w:tcBorders>
               <w:top w:val="single" w:sz="8" w:space="0" w:color="000000"/>
               <w:left w:val="single" w:sz="8" w:space="0" w:color="000000"/>
@@ -15566,40 +15898,41 @@
         </w:tc>
         <w:tc>
           <w:tcPr>
-            <w:tcW w:w="6747" w:type="dxa"/>
-            <w:tcBorders>
-              <w:top w:val="single" w:sz="8" w:space="0" w:color="000000"/>
-              <w:left w:val="single" w:sz="8" w:space="0" w:color="000000"/>
-              <w:bottom w:val="single" w:sz="8" w:space="0" w:color="000000"/>
-              <w:right w:val="single" w:sz="8" w:space="0" w:color="000000"/>
-            </w:tcBorders>
-            <w:vAlign w:val="center"/>
-          </w:tcPr>
-          <w:p>
-            <w:pPr>
-              <w:rPr>
-                <w:sz w:val="24"/>
-                <w:szCs w:val="24"/>
-              </w:rPr>
-            </w:pPr>
-            <w:r>
-              <w:rPr>
-                <w:b w:val="0"/>
-                <w:sz w:val="24"/>
-                <w:szCs w:val="24"/>
-              </w:rPr>
-              <w:t>SLA Performance Monitoring Report. Tempat parameter SLA (butir 9).</w:t>
+            <w:tcW w:w="6804" w:type="dxa"/>
+            <w:tcBorders>
+              <w:top w:val="single" w:sz="8" w:space="0" w:color="000000"/>
+              <w:left w:val="single" w:sz="8" w:space="0" w:color="000000"/>
+              <w:bottom w:val="single" w:sz="8" w:space="0" w:color="000000"/>
+              <w:right w:val="single" w:sz="8" w:space="0" w:color="000000"/>
+            </w:tcBorders>
+            <w:vAlign w:val="center"/>
+          </w:tcPr>
+          <w:p>
+            <w:pPr>
+              <w:rPr>
+                <w:sz w:val="24"/>
+                <w:szCs w:val="24"/>
+              </w:rPr>
+            </w:pPr>
+            <w:r>
+              <w:rPr>
+                <w:b w:val="0"/>
+                <w:sz w:val="24"/>
+                <w:szCs w:val="24"/>
+              </w:rPr>
+              <w:t>SLA Performance Monitoring Report. Parameter SLA (butir 9).</w:t>
             </w:r>
           </w:p>
         </w:tc>
       </w:tr>
       <w:tr>
         <w:trPr>
+          <w:cantSplit/>
           <w:jc w:val="center"/>
         </w:trPr>
         <w:tc>
           <w:tcPr>
-            <w:tcW w:w="2041" w:type="dxa"/>
+            <w:tcW w:w="2268" w:type="dxa"/>
             <w:tcBorders>
               <w:top w:val="single" w:sz="8" w:space="0" w:color="000000"/>
               <w:left w:val="single" w:sz="8" w:space="0" w:color="000000"/>
@@ -15627,40 +15960,41 @@
         </w:tc>
         <w:tc>
           <w:tcPr>
-            <w:tcW w:w="6747" w:type="dxa"/>
-            <w:tcBorders>
-              <w:top w:val="single" w:sz="8" w:space="0" w:color="000000"/>
-              <w:left w:val="single" w:sz="8" w:space="0" w:color="000000"/>
-              <w:bottom w:val="single" w:sz="8" w:space="0" w:color="000000"/>
-              <w:right w:val="single" w:sz="8" w:space="0" w:color="000000"/>
-            </w:tcBorders>
-            <w:vAlign w:val="center"/>
-          </w:tcPr>
-          <w:p>
-            <w:pPr>
-              <w:rPr>
-                <w:sz w:val="24"/>
-                <w:szCs w:val="24"/>
-              </w:rPr>
-            </w:pPr>
-            <w:r>
-              <w:rPr>
-                <w:b w:val="0"/>
-                <w:sz w:val="24"/>
-                <w:szCs w:val="24"/>
-              </w:rPr>
-              <w:t>Information Asset Register. Tempat pendaftaran aset (butir 2).</w:t>
+            <w:tcW w:w="6804" w:type="dxa"/>
+            <w:tcBorders>
+              <w:top w:val="single" w:sz="8" w:space="0" w:color="000000"/>
+              <w:left w:val="single" w:sz="8" w:space="0" w:color="000000"/>
+              <w:bottom w:val="single" w:sz="8" w:space="0" w:color="000000"/>
+              <w:right w:val="single" w:sz="8" w:space="0" w:color="000000"/>
+            </w:tcBorders>
+            <w:vAlign w:val="center"/>
+          </w:tcPr>
+          <w:p>
+            <w:pPr>
+              <w:rPr>
+                <w:sz w:val="24"/>
+                <w:szCs w:val="24"/>
+              </w:rPr>
+            </w:pPr>
+            <w:r>
+              <w:rPr>
+                <w:b w:val="0"/>
+                <w:sz w:val="24"/>
+                <w:szCs w:val="24"/>
+              </w:rPr>
+              <w:t>Information Asset Register. Pendaftaran aset (butir 2).</w:t>
             </w:r>
           </w:p>
         </w:tc>
       </w:tr>
       <w:tr>
         <w:trPr>
+          <w:cantSplit/>
           <w:jc w:val="center"/>
         </w:trPr>
         <w:tc>
           <w:tcPr>
-            <w:tcW w:w="2041" w:type="dxa"/>
+            <w:tcW w:w="2268" w:type="dxa"/>
             <w:tcBorders>
               <w:top w:val="single" w:sz="8" w:space="0" w:color="000000"/>
               <w:left w:val="single" w:sz="8" w:space="0" w:color="000000"/>
@@ -15688,40 +16022,41 @@
         </w:tc>
         <w:tc>
           <w:tcPr>
-            <w:tcW w:w="6747" w:type="dxa"/>
-            <w:tcBorders>
-              <w:top w:val="single" w:sz="8" w:space="0" w:color="000000"/>
-              <w:left w:val="single" w:sz="8" w:space="0" w:color="000000"/>
-              <w:bottom w:val="single" w:sz="8" w:space="0" w:color="000000"/>
-              <w:right w:val="single" w:sz="8" w:space="0" w:color="000000"/>
-            </w:tcBorders>
-            <w:vAlign w:val="center"/>
-          </w:tcPr>
-          <w:p>
-            <w:pPr>
-              <w:rPr>
-                <w:sz w:val="24"/>
-                <w:szCs w:val="24"/>
-              </w:rPr>
-            </w:pPr>
-            <w:r>
-              <w:rPr>
-                <w:b w:val="0"/>
-                <w:sz w:val="24"/>
-                <w:szCs w:val="24"/>
-              </w:rPr>
-              <w:t>Backup Log &amp; Restore Testing Records. Tempat hasil restore uji pertama (butir 4).</w:t>
+            <w:tcW w:w="6804" w:type="dxa"/>
+            <w:tcBorders>
+              <w:top w:val="single" w:sz="8" w:space="0" w:color="000000"/>
+              <w:left w:val="single" w:sz="8" w:space="0" w:color="000000"/>
+              <w:bottom w:val="single" w:sz="8" w:space="0" w:color="000000"/>
+              <w:right w:val="single" w:sz="8" w:space="0" w:color="000000"/>
+            </w:tcBorders>
+            <w:vAlign w:val="center"/>
+          </w:tcPr>
+          <w:p>
+            <w:pPr>
+              <w:rPr>
+                <w:sz w:val="24"/>
+                <w:szCs w:val="24"/>
+              </w:rPr>
+            </w:pPr>
+            <w:r>
+              <w:rPr>
+                <w:b w:val="0"/>
+                <w:sz w:val="24"/>
+                <w:szCs w:val="24"/>
+              </w:rPr>
+              <w:t>Backup Log &amp; Restore Testing Records. Hasil restore uji pertama (butir 4).</w:t>
             </w:r>
           </w:p>
         </w:tc>
       </w:tr>
       <w:tr>
         <w:trPr>
+          <w:cantSplit/>
           <w:jc w:val="center"/>
         </w:trPr>
         <w:tc>
           <w:tcPr>
-            <w:tcW w:w="2041" w:type="dxa"/>
+            <w:tcW w:w="2268" w:type="dxa"/>
             <w:tcBorders>
               <w:top w:val="single" w:sz="8" w:space="0" w:color="000000"/>
               <w:left w:val="single" w:sz="8" w:space="0" w:color="000000"/>
@@ -15749,29 +16084,29 @@
         </w:tc>
         <w:tc>
           <w:tcPr>
-            <w:tcW w:w="6747" w:type="dxa"/>
-            <w:tcBorders>
-              <w:top w:val="single" w:sz="8" w:space="0" w:color="000000"/>
-              <w:left w:val="single" w:sz="8" w:space="0" w:color="000000"/>
-              <w:bottom w:val="single" w:sz="8" w:space="0" w:color="000000"/>
-              <w:right w:val="single" w:sz="8" w:space="0" w:color="000000"/>
-            </w:tcBorders>
-            <w:vAlign w:val="center"/>
-          </w:tcPr>
-          <w:p>
-            <w:pPr>
-              <w:rPr>
-                <w:sz w:val="24"/>
-                <w:szCs w:val="24"/>
-              </w:rPr>
-            </w:pPr>
-            <w:r>
-              <w:rPr>
-                <w:b w:val="0"/>
-                <w:sz w:val="24"/>
-                <w:szCs w:val="24"/>
-              </w:rPr>
-              <w:t>User Access Register &amp; Periodic Access Review. Tempat pendaftaran akses Operation (butir 7).</w:t>
+            <w:tcW w:w="6804" w:type="dxa"/>
+            <w:tcBorders>
+              <w:top w:val="single" w:sz="8" w:space="0" w:color="000000"/>
+              <w:left w:val="single" w:sz="8" w:space="0" w:color="000000"/>
+              <w:bottom w:val="single" w:sz="8" w:space="0" w:color="000000"/>
+              <w:right w:val="single" w:sz="8" w:space="0" w:color="000000"/>
+            </w:tcBorders>
+            <w:vAlign w:val="center"/>
+          </w:tcPr>
+          <w:p>
+            <w:pPr>
+              <w:rPr>
+                <w:sz w:val="24"/>
+                <w:szCs w:val="24"/>
+              </w:rPr>
+            </w:pPr>
+            <w:r>
+              <w:rPr>
+                <w:b w:val="0"/>
+                <w:sz w:val="24"/>
+                <w:szCs w:val="24"/>
+              </w:rPr>
+              <w:t>User Access Register &amp; Periodic Access Review. Akses Operation (butir 7).</w:t>
             </w:r>
           </w:p>
         </w:tc>
@@ -15835,7 +16170,7 @@
           <w:sz w:val="24"/>
           <w:szCs w:val="24"/>
         </w:rPr>
-        <w:t xml:space="preserve">Dokumen ini berstatus Draft dan baru berlaku sesudah Direktur Utama menandatangani blok Approved By. Butir berlabel (USULAN) diputus pemeriksa dokumen (Reviewed By) sebelum pengesahan.</w:t>
+        <w:t xml:space="preserve">Dokumen ini berstatus Draft dan baru berlaku setelah Direktur Utama menandatangani blok Approved By. Butir berlabel (USULAN) diputus pemeriksa dokumen (Reviewed By) sebelum pengesahan.</w:t>
       </w:r>
     </w:p>
     <w:p>
@@ -15859,7 +16194,7 @@
           <w:sz w:val="24"/>
           <w:szCs w:val="24"/>
         </w:rPr>
-        <w:t xml:space="preserve">Service Delivery Manager meninjau dokumen ini setiap tahun, dan lebih awal bila alur G2 atau G3 berubah.</w:t>
+        <w:t xml:space="preserve">Service Delivery Manager meninjau dokumen ini setiap tahun, atau lebih awal jika alur G2 atau G3 berubah.</w:t>
       </w:r>
     </w:p>
     <w:sectPr>

--- a/out/07_Ops/SNX-OPS-FRM-06 Project Handover BAST Closure Report (Rev00 DRAFT).docx
+++ b/out/07_Ops/SNX-OPS-FRM-06 Project Handover BAST Closure Report (Rev00 DRAFT).docx
@@ -14492,7 +14492,7 @@
           <w:sz w:val="24"/>
           <w:szCs w:val="24"/>
         </w:rPr>
-        <w:t xml:space="preserve">BAST original disimpan di Drive. Checklist G3 dan laporan penutupan disimpan di folder BAST yang sama (USULAN). Pemilik semua record adalah Service Delivery Manager (USULAN).</w:t>
+        <w:t xml:space="preserve">BAST original disimpan di Drive. Checklist G3 dan laporan penutupan disimpan di folder BAST yang sama (USULAN). Pemilik semua record di tabel ini adalah Service Delivery Manager (USULAN).</w:t>
       </w:r>
     </w:p>
     <w:tbl>
